--- a/docs/files/f168_岗位周复盘-2026-W41.docx
+++ b/docs/files/f168_岗位周复盘-2026-W41.docx
@@ -2,6 +2,9 @@
 <file path=word/document.xml><?xml version="1.0" encoding="utf-8"?>
 <w:document xmlns:wpc="http://schemas.microsoft.com/office/word/2010/wordprocessingCanvas" xmlns:mo="http://schemas.microsoft.com/office/mac/office/2008/main" xmlns:mc="http://schemas.openxmlformats.org/markup-compatibility/2006" xmlns:mv="urn:schemas-microsoft-com:mac:vml" xmlns:o="urn:schemas-microsoft-com:office:office" xmlns:r="http://schemas.openxmlformats.org/officeDocument/2006/relationships" xmlns:m="http://schemas.openxmlformats.org/officeDocument/2006/math" xmlns:v="urn:schemas-microsoft-com:vml" xmlns:wp14="http://schemas.microsoft.com/office/word/2010/wordprocessingDrawing" xmlns:wp="http://schemas.openxmlformats.org/drawingml/2006/wordprocessingDrawing" xmlns:w10="urn:schemas-microsoft-com:office:word" xmlns:w="http://schemas.openxmlformats.org/wordprocessingml/2006/main" xmlns:w14="http://schemas.microsoft.com/office/word/2010/wordml" xmlns:wpg="http://schemas.microsoft.com/office/word/2010/wordprocessingGroup" xmlns:wpi="http://schemas.microsoft.com/office/word/2010/wordprocessingInk" xmlns:wne="http://schemas.microsoft.com/office/word/2006/wordml" xmlns:wps="http://schemas.microsoft.com/office/word/2010/wordprocessingShape" mc:Ignorable="w14 wp14">
   <w:body>
+    <w:p/>
+    <w:p/>
+    <w:p/>
     <w:p>
       <w:pPr>
         <w:jc w:val="center"/>
@@ -12,7 +15,7 @@
           <w:b/>
           <w:sz w:val="52"/>
         </w:rPr>
-        <w:t>周复盘 · 2026-W41</w:t>
+        <w:t>岗位周复盘 · 2026-W41</w:t>
       </w:r>
     </w:p>
     <w:p>
@@ -21,18 +24,10 @@
       </w:pPr>
       <w:r>
         <w:rPr>
-          <w:sz w:val="26"/>
-        </w:rPr>
-        <w:t>2026 届供应链管理求职 · 岗位存量巡检与每周复盘</w:t>
-      </w:r>
-    </w:p>
-    <w:p>
-      <w:pPr>
-        <w:jc w:val="center"/>
-      </w:pPr>
-      <w:r>
-        <w:rPr>
-          <w:sz w:val="24"/>
+          <w:rFonts w:ascii="Times New Roman" w:hAnsi="Times New Roman" w:eastAsia="宋体"/>
+          <w:b w:val="0"/>
+          <w:color w:val="555555"/>
+          <w:sz w:val="28"/>
         </w:rPr>
         <w:t>统计周期：2026-10-05 ~ 2026-10-11</w:t>
       </w:r>
@@ -43,9 +38,12 @@
       </w:pPr>
       <w:r>
         <w:rPr>
-          <w:sz w:val="24"/>
+          <w:rFonts w:ascii="Times New Roman" w:hAnsi="Times New Roman" w:eastAsia="宋体"/>
+          <w:b w:val="0"/>
+          <w:color w:val="555555"/>
+          <w:sz w:val="28"/>
         </w:rPr>
-        <w:t>执行技能：scm-weekly-review（Skill 6）</w:t>
+        <w:t>生成日期：2026-10-11</w:t>
       </w:r>
     </w:p>
     <w:p>
@@ -54,20 +52,12 @@
       </w:pPr>
       <w:r>
         <w:rPr>
+          <w:rFonts w:ascii="Times New Roman" w:hAnsi="Times New Roman" w:eastAsia="宋体"/>
+          <w:b w:val="0"/>
+          <w:color w:val="888888"/>
           <w:sz w:val="24"/>
         </w:rPr>
-        <w:t>生成日期：2026-10-05</w:t>
-      </w:r>
-    </w:p>
-    <w:p>
-      <w:pPr>
-        <w:jc w:val="center"/>
-      </w:pPr>
-      <w:r>
-        <w:rPr>
-          <w:sz w:val="24"/>
-        </w:rPr>
-        <w:t>文档性质：内部使用 · 求职复盘</w:t>
+        <w:t>内部使用 · 求职复盘</w:t>
       </w:r>
     </w:p>
     <w:p>
@@ -85,7 +75,19 @@
     </w:p>
     <w:p>
       <w:r>
-        <w:fldSimple w:instr="TOC \o &quot;1-2&quot; \h \z \u"/>
+        <w:fldChar w:fldCharType="begin"/>
+      </w:r>
+      <w:r>
+        <w:instrText xml:space="preserve">TOC \o "1-3" \h \z \u</w:instrText>
+      </w:r>
+      <w:r>
+        <w:fldChar w:fldCharType="separate"/>
+      </w:r>
+      <w:r>
+        <w:t>右键更新域以生成目录</w:t>
+      </w:r>
+      <w:r>
+        <w:fldChar w:fldCharType="end"/>
       </w:r>
     </w:p>
     <w:p>
@@ -98,66 +100,422 @@
         <w:pStyle w:val="Heading1"/>
       </w:pPr>
       <w:r>
-        <w:t>一、本周概览</w:t>
+        <w:t>周复盘 · 2026-W41（2026-10-05 ~ 10-11）</w:t>
+      </w:r>
+    </w:p>
+    <w:p>
+      <w:pPr>
+        <w:ind w:left="240"/>
+      </w:pPr>
+      <w:r>
+        <w:t>执行日期：2026-10-05（W41 首日）｜上次 SCM 专项巡检/复盘为 W39（2026-09-22），**W40（09-28~10-04）仅完成全库周复盘、未做 SCM 专项巡检**，故本次一并覆盖 09-28 以来的存量变化。</w:t>
+      </w:r>
+      <w:r>
+        <w:rPr>
+          <w:rFonts w:ascii="Times New Roman" w:hAnsi="Times New Roman" w:eastAsia="宋体"/>
+          <w:b w:val="0"/>
+          <w:color w:val="666666"/>
+          <w:sz w:val="22"/>
+        </w:rPr>
+        <w:t>执行日期：2026-10-05（W41 首日）｜上次 SCM 专项巡检/复盘为 W39（2026-09-22），</w:t>
+      </w:r>
+      <w:r>
+        <w:rPr>
+          <w:rFonts w:ascii="Times New Roman" w:hAnsi="Times New Roman" w:eastAsia="宋体"/>
+          <w:b/>
+          <w:color w:val="666666"/>
+          <w:sz w:val="22"/>
+        </w:rPr>
+        <w:t>**W40（09-28~10-04）仅完成全库周复盘、未做 SCM 专项巡检**</w:t>
+      </w:r>
+      <w:r>
+        <w:rPr>
+          <w:rFonts w:ascii="Times New Roman" w:hAnsi="Times New Roman" w:eastAsia="宋体"/>
+          <w:b w:val="0"/>
+          <w:color w:val="666666"/>
+          <w:sz w:val="22"/>
+        </w:rPr>
+        <w:t>，故本次一并覆盖 09-28 以来的存量变化。</w:t>
       </w:r>
     </w:p>
     <w:p>
       <w:r>
         <w:rPr>
+          <w:rFonts w:ascii="Times New Roman" w:hAnsi="Times New Roman" w:eastAsia="宋体"/>
           <w:b w:val="0"/>
           <w:sz w:val="24"/>
         </w:rPr>
-        <w:t>岗位总量：58 个（较 W39 的 36 个净增 22，主要来自 09-22 以来持续收录与评分）。</w:t>
+        <w:t>---</w:t>
+      </w:r>
+    </w:p>
+    <w:p>
+      <w:pPr>
+        <w:pStyle w:val="Heading2"/>
+      </w:pPr>
+      <w:r>
+        <w:t>一、本周概览</w:t>
+      </w:r>
+    </w:p>
+    <w:p>
+      <w:pPr>
+        <w:pStyle w:val="ListBullet"/>
+      </w:pPr>
+      <w:r>
+        <w:rPr>
+          <w:rFonts w:ascii="Times New Roman" w:hAnsi="Times New Roman" w:eastAsia="宋体"/>
+          <w:b w:val="0"/>
+          <w:sz w:val="24"/>
+        </w:rPr>
+        <w:t xml:space="preserve">- </w:t>
+      </w:r>
+      <w:r>
+        <w:rPr>
+          <w:rFonts w:ascii="Times New Roman" w:hAnsi="Times New Roman" w:eastAsia="宋体"/>
+          <w:b/>
+          <w:sz w:val="24"/>
+        </w:rPr>
+        <w:t>**岗位总量**</w:t>
+      </w:r>
+      <w:r>
+        <w:rPr>
+          <w:rFonts w:ascii="Times New Roman" w:hAnsi="Times New Roman" w:eastAsia="宋体"/>
+          <w:b w:val="0"/>
+          <w:sz w:val="24"/>
+        </w:rPr>
+        <w:t>：</w:t>
+      </w:r>
+      <w:r>
+        <w:rPr>
+          <w:rFonts w:ascii="Times New Roman" w:hAnsi="Times New Roman" w:eastAsia="宋体"/>
+          <w:b/>
+          <w:sz w:val="24"/>
+        </w:rPr>
+        <w:t>**58 个**</w:t>
+      </w:r>
+      <w:r>
+        <w:rPr>
+          <w:rFonts w:ascii="Times New Roman" w:hAnsi="Times New Roman" w:eastAsia="宋体"/>
+          <w:b w:val="0"/>
+          <w:sz w:val="24"/>
+        </w:rPr>
+        <w:t xml:space="preserve">（较 W39 36 个 </w:t>
+      </w:r>
+      <w:r>
+        <w:rPr>
+          <w:rFonts w:ascii="Times New Roman" w:hAnsi="Times New Roman" w:eastAsia="宋体"/>
+          <w:b/>
+          <w:sz w:val="24"/>
+        </w:rPr>
+        <w:t>**净增 22**</w:t>
+      </w:r>
+      <w:r>
+        <w:rPr>
+          <w:rFonts w:ascii="Times New Roman" w:hAnsi="Times New Roman" w:eastAsia="宋体"/>
+          <w:b w:val="0"/>
+          <w:sz w:val="24"/>
+        </w:rPr>
+        <w:t>；主要来自 09-22 以来持续收录与评分，含蟹链智能、奥克斯、宁波华翔×4、宁波凯美晨、卡洛洛索、半亩花田新收录×3、百威采购方向、公牛×7、集萃苏科思、艺康、苏纳、上海国培/曼伦、亿滋苏州、新城控股等）</w:t>
+      </w:r>
+    </w:p>
+    <w:p>
+      <w:pPr>
+        <w:pStyle w:val="ListBullet"/>
+      </w:pPr>
+      <w:r>
+        <w:rPr>
+          <w:rFonts w:ascii="Times New Roman" w:hAnsi="Times New Roman" w:eastAsia="宋体"/>
+          <w:b w:val="0"/>
+          <w:sz w:val="24"/>
+        </w:rPr>
+        <w:t xml:space="preserve">- </w:t>
+      </w:r>
+      <w:r>
+        <w:rPr>
+          <w:rFonts w:ascii="Times New Roman" w:hAnsi="Times New Roman" w:eastAsia="宋体"/>
+          <w:b/>
+          <w:sz w:val="24"/>
+        </w:rPr>
+        <w:t>**分档**</w:t>
+      </w:r>
+      <w:r>
+        <w:rPr>
+          <w:rFonts w:ascii="Times New Roman" w:hAnsi="Times New Roman" w:eastAsia="宋体"/>
+          <w:b w:val="0"/>
+          <w:sz w:val="24"/>
+        </w:rPr>
+        <w:t xml:space="preserve">：🚀 冲刺 </w:t>
+      </w:r>
+      <w:r>
+        <w:rPr>
+          <w:rFonts w:ascii="Times New Roman" w:hAnsi="Times New Roman" w:eastAsia="宋体"/>
+          <w:b/>
+          <w:sz w:val="24"/>
+        </w:rPr>
+        <w:t>**7**</w:t>
+      </w:r>
+      <w:r>
+        <w:rPr>
+          <w:rFonts w:ascii="Times New Roman" w:hAnsi="Times New Roman" w:eastAsia="宋体"/>
+          <w:b w:val="0"/>
+          <w:sz w:val="24"/>
+        </w:rPr>
+        <w:t xml:space="preserve"> / ✅ 稳妥 </w:t>
+      </w:r>
+      <w:r>
+        <w:rPr>
+          <w:rFonts w:ascii="Times New Roman" w:hAnsi="Times New Roman" w:eastAsia="宋体"/>
+          <w:b/>
+          <w:sz w:val="24"/>
+        </w:rPr>
+        <w:t>**33**</w:t>
+      </w:r>
+      <w:r>
+        <w:rPr>
+          <w:rFonts w:ascii="Times New Roman" w:hAnsi="Times New Roman" w:eastAsia="宋体"/>
+          <w:b w:val="0"/>
+          <w:sz w:val="24"/>
+        </w:rPr>
+        <w:t xml:space="preserve"> / 🗂️ 保底 </w:t>
+      </w:r>
+      <w:r>
+        <w:rPr>
+          <w:rFonts w:ascii="Times New Roman" w:hAnsi="Times New Roman" w:eastAsia="宋体"/>
+          <w:b/>
+          <w:sz w:val="24"/>
+        </w:rPr>
+        <w:t>**18**</w:t>
+      </w:r>
+      <w:r>
+        <w:rPr>
+          <w:rFonts w:ascii="Times New Roman" w:hAnsi="Times New Roman" w:eastAsia="宋体"/>
+          <w:b w:val="0"/>
+          <w:sz w:val="24"/>
+        </w:rPr>
+      </w:r>
+    </w:p>
+    <w:p>
+      <w:pPr>
+        <w:pStyle w:val="ListBullet"/>
+      </w:pPr>
+      <w:r>
+        <w:rPr>
+          <w:rFonts w:ascii="Times New Roman" w:hAnsi="Times New Roman" w:eastAsia="宋体"/>
+          <w:b w:val="0"/>
+          <w:sz w:val="24"/>
+        </w:rPr>
+        <w:t xml:space="preserve">- </w:t>
+      </w:r>
+      <w:r>
+        <w:rPr>
+          <w:rFonts w:ascii="Times New Roman" w:hAnsi="Times New Roman" w:eastAsia="宋体"/>
+          <w:b/>
+          <w:sz w:val="24"/>
+        </w:rPr>
+        <w:t>**状态分布**</w:t>
+      </w:r>
+      <w:r>
+        <w:rPr>
+          <w:rFonts w:ascii="Times New Roman" w:hAnsi="Times New Roman" w:eastAsia="宋体"/>
+          <w:b w:val="0"/>
+          <w:sz w:val="24"/>
+        </w:rPr>
+        <w:t>：✅ 已背调 8 ｜ 📮 待投递 23 ｜ ✉️ 已投递 8 ｜ 📞 面试中 1 ｜ 🆕 新收录 6 ｜ 🗂️ 备选 10 ｜ ❌ 淘汰（红线）2</w:t>
+      </w:r>
+    </w:p>
+    <w:p>
+      <w:pPr>
+        <w:pStyle w:val="ListBullet"/>
+      </w:pPr>
+      <w:r>
+        <w:rPr>
+          <w:rFonts w:ascii="Times New Roman" w:hAnsi="Times New Roman" w:eastAsia="宋体"/>
+          <w:b w:val="0"/>
+          <w:sz w:val="24"/>
+        </w:rPr>
+        <w:t xml:space="preserve">- </w:t>
+      </w:r>
+      <w:r>
+        <w:rPr>
+          <w:rFonts w:ascii="Times New Roman" w:hAnsi="Times New Roman" w:eastAsia="宋体"/>
+          <w:b/>
+          <w:sz w:val="24"/>
+        </w:rPr>
+        <w:t>**巡检基数**</w:t>
+      </w:r>
+      <w:r>
+        <w:rPr>
+          <w:rFonts w:ascii="Times New Roman" w:hAnsi="Times New Roman" w:eastAsia="宋体"/>
+          <w:b w:val="0"/>
+          <w:sz w:val="24"/>
+        </w:rPr>
+        <w:t xml:space="preserve">：L1 在招 </w:t>
+      </w:r>
+      <w:r>
+        <w:rPr>
+          <w:rFonts w:ascii="Times New Roman" w:hAnsi="Times New Roman" w:eastAsia="宋体"/>
+          <w:b/>
+          <w:sz w:val="24"/>
+        </w:rPr>
+        <w:t>**47**</w:t>
+      </w:r>
+      <w:r>
+        <w:rPr>
+          <w:rFonts w:ascii="Times New Roman" w:hAnsi="Times New Roman" w:eastAsia="宋体"/>
+          <w:b w:val="0"/>
+          <w:sz w:val="24"/>
+        </w:rPr>
+        <w:t xml:space="preserve"> / L2 跟踪 </w:t>
+      </w:r>
+      <w:r>
+        <w:rPr>
+          <w:rFonts w:ascii="Times New Roman" w:hAnsi="Times New Roman" w:eastAsia="宋体"/>
+          <w:b/>
+          <w:sz w:val="24"/>
+        </w:rPr>
+        <w:t>**9**</w:t>
+      </w:r>
+      <w:r>
+        <w:rPr>
+          <w:rFonts w:ascii="Times New Roman" w:hAnsi="Times New Roman" w:eastAsia="宋体"/>
+          <w:b w:val="0"/>
+          <w:sz w:val="24"/>
+        </w:rPr>
+        <w:t xml:space="preserve"> / L3 终态 </w:t>
+      </w:r>
+      <w:r>
+        <w:rPr>
+          <w:rFonts w:ascii="Times New Roman" w:hAnsi="Times New Roman" w:eastAsia="宋体"/>
+          <w:b/>
+          <w:sz w:val="24"/>
+        </w:rPr>
+        <w:t>**2**</w:t>
+      </w:r>
+      <w:r>
+        <w:rPr>
+          <w:rFonts w:ascii="Times New Roman" w:hAnsi="Times New Roman" w:eastAsia="宋体"/>
+          <w:b w:val="0"/>
+          <w:sz w:val="24"/>
+        </w:rPr>
+      </w:r>
+    </w:p>
+    <w:p>
+      <w:pPr>
+        <w:pStyle w:val="ListBullet"/>
+      </w:pPr>
+      <w:r>
+        <w:rPr>
+          <w:rFonts w:ascii="Times New Roman" w:hAnsi="Times New Roman" w:eastAsia="宋体"/>
+          <w:b w:val="0"/>
+          <w:sz w:val="24"/>
+        </w:rPr>
+        <w:t xml:space="preserve">- </w:t>
+      </w:r>
+      <w:r>
+        <w:rPr>
+          <w:rFonts w:ascii="Times New Roman" w:hAnsi="Times New Roman" w:eastAsia="宋体"/>
+          <w:b/>
+          <w:sz w:val="24"/>
+        </w:rPr>
+        <w:t>**链接有效性**</w:t>
+      </w:r>
+      <w:r>
+        <w:rPr>
+          <w:rFonts w:ascii="Times New Roman" w:hAnsi="Times New Roman" w:eastAsia="宋体"/>
+          <w:b w:val="0"/>
+          <w:sz w:val="24"/>
+        </w:rPr>
+        <w:t xml:space="preserve">：✅ 有效 </w:t>
+      </w:r>
+      <w:r>
+        <w:rPr>
+          <w:rFonts w:ascii="Times New Roman" w:hAnsi="Times New Roman" w:eastAsia="宋体"/>
+          <w:b/>
+          <w:sz w:val="24"/>
+        </w:rPr>
+        <w:t>**58**</w:t>
+      </w:r>
+      <w:r>
+        <w:rPr>
+          <w:rFonts w:ascii="Times New Roman" w:hAnsi="Times New Roman" w:eastAsia="宋体"/>
+          <w:b w:val="0"/>
+          <w:sz w:val="24"/>
+        </w:rPr>
+        <w:t xml:space="preserve"> / ⚠️ 待人工核实 </w:t>
+      </w:r>
+      <w:r>
+        <w:rPr>
+          <w:rFonts w:ascii="Times New Roman" w:hAnsi="Times New Roman" w:eastAsia="宋体"/>
+          <w:b/>
+          <w:sz w:val="24"/>
+        </w:rPr>
+        <w:t>**0**</w:t>
+      </w:r>
+      <w:r>
+        <w:rPr>
+          <w:rFonts w:ascii="Times New Roman" w:hAnsi="Times New Roman" w:eastAsia="宋体"/>
+          <w:b w:val="0"/>
+          <w:sz w:val="24"/>
+        </w:rPr>
+        <w:t>（上次遗留 4 条 ⚠️ 全部解决）</w:t>
+      </w:r>
+    </w:p>
+    <w:p>
+      <w:pPr>
+        <w:pStyle w:val="ListBullet"/>
+      </w:pPr>
+      <w:r>
+        <w:rPr>
+          <w:rFonts w:ascii="Times New Roman" w:hAnsi="Times New Roman" w:eastAsia="宋体"/>
+          <w:b w:val="0"/>
+          <w:sz w:val="24"/>
+        </w:rPr>
+        <w:t xml:space="preserve">- </w:t>
+      </w:r>
+      <w:r>
+        <w:rPr>
+          <w:rFonts w:ascii="Times New Roman" w:hAnsi="Times New Roman" w:eastAsia="宋体"/>
+          <w:b/>
+          <w:sz w:val="24"/>
+        </w:rPr>
+        <w:t>**审计基线**</w:t>
+      </w:r>
+      <w:r>
+        <w:rPr>
+          <w:rFonts w:ascii="Times New Roman" w:hAnsi="Times New Roman" w:eastAsia="宋体"/>
+          <w:b w:val="0"/>
+          <w:sz w:val="24"/>
+        </w:rPr>
+        <w:t xml:space="preserve">：.tools/audit_jobs.py → </w:t>
+      </w:r>
+      <w:r>
+        <w:rPr>
+          <w:rFonts w:ascii="Times New Roman" w:hAnsi="Times New Roman" w:eastAsia="宋体"/>
+          <w:b/>
+          <w:sz w:val="24"/>
+        </w:rPr>
+        <w:t>**58 岗 / 0 问题**</w:t>
+      </w:r>
+      <w:r>
+        <w:rPr>
+          <w:rFonts w:ascii="Times New Roman" w:hAnsi="Times New Roman" w:eastAsia="宋体"/>
+          <w:b w:val="0"/>
+          <w:sz w:val="24"/>
+        </w:rPr>
       </w:r>
     </w:p>
     <w:p>
       <w:r>
         <w:rPr>
+          <w:rFonts w:ascii="Times New Roman" w:hAnsi="Times New Roman" w:eastAsia="宋体"/>
           <w:b w:val="0"/>
           <w:sz w:val="24"/>
         </w:rPr>
-        <w:t>分档：🚀 冲刺 7 / ✅ 稳妥 33 / 🗂️ 保底 18</w:t>
-      </w:r>
-    </w:p>
-    <w:p>
-      <w:r>
-        <w:rPr>
-          <w:b w:val="0"/>
-          <w:sz w:val="24"/>
-        </w:rPr>
-        <w:t>状态分布：✅ 已背调 8 ｜ 📮 待投递 23 ｜ ✉️ 已投递 8 ｜ 📞 面试中 1 ｜ 🆕 新收录 6 ｜ 🗂️ 备选 10 ｜ ❌ 淘汰（红线）2</w:t>
-      </w:r>
-    </w:p>
-    <w:p>
-      <w:r>
-        <w:rPr>
-          <w:b w:val="0"/>
-          <w:sz w:val="24"/>
-        </w:rPr>
-        <w:t>巡检基数：L1 在招 47 / L2 跟踪 9 / L3 终态 2</w:t>
-      </w:r>
-    </w:p>
-    <w:p>
-      <w:r>
-        <w:rPr>
-          <w:b w:val="0"/>
-          <w:sz w:val="24"/>
-        </w:rPr>
-        <w:t>链接有效性：✅ 有效 58 / ⚠️ 待人工核实 0（上次遗留 4 条 ⚠️ 全部解决）</w:t>
-      </w:r>
-    </w:p>
-    <w:p>
-      <w:r>
-        <w:rPr>
-          <w:b w:val="0"/>
-          <w:sz w:val="24"/>
-        </w:rPr>
-        <w:t>审计基线：.tools/audit_jobs.py → 58 岗 / 0 问题</w:t>
+        <w:t>---</w:t>
       </w:r>
     </w:p>
     <w:p>
       <w:pPr>
-        <w:pStyle w:val="Heading1"/>
+        <w:pStyle w:val="Heading2"/>
       </w:pPr>
       <w:r>
         <w:t>二、岗位状态变化报告</w:t>
@@ -166,24 +524,72 @@
     <w:p>
       <w:r>
         <w:rPr>
+          <w:rFonts w:ascii="Times New Roman" w:hAnsi="Times New Roman" w:eastAsia="宋体"/>
           <w:b w:val="0"/>
           <w:sz w:val="24"/>
         </w:rPr>
-        <w:t>主状态流转：本周期 0 个主状态新增流转（2 个 ❌ 淘汰（红线）为既往判定，未变）。</w:t>
+      </w:r>
+      <w:r>
+        <w:rPr>
+          <w:rFonts w:ascii="Times New Roman" w:hAnsi="Times New Roman" w:eastAsia="宋体"/>
+          <w:b/>
+          <w:sz w:val="24"/>
+        </w:rPr>
+        <w:t>**主状态流转**</w:t>
+      </w:r>
+      <w:r>
+        <w:rPr>
+          <w:rFonts w:ascii="Times New Roman" w:hAnsi="Times New Roman" w:eastAsia="宋体"/>
+          <w:b w:val="0"/>
+          <w:sz w:val="24"/>
+        </w:rPr>
+        <w:t xml:space="preserve">：本周期 </w:t>
+      </w:r>
+      <w:r>
+        <w:rPr>
+          <w:rFonts w:ascii="Times New Roman" w:hAnsi="Times New Roman" w:eastAsia="宋体"/>
+          <w:b/>
+          <w:sz w:val="24"/>
+        </w:rPr>
+        <w:t>**0 个主状态新增流转**</w:t>
+      </w:r>
+      <w:r>
+        <w:rPr>
+          <w:rFonts w:ascii="Times New Roman" w:hAnsi="Times New Roman" w:eastAsia="宋体"/>
+          <w:b w:val="0"/>
+          <w:sz w:val="24"/>
+        </w:rPr>
+        <w:t>（2 个 ❌ 淘汰（红线）为既往判定，未变）。</w:t>
       </w:r>
     </w:p>
     <w:p>
       <w:r>
         <w:rPr>
+          <w:rFonts w:ascii="Times New Roman" w:hAnsi="Times New Roman" w:eastAsia="宋体"/>
           <w:b w:val="0"/>
           <w:sz w:val="24"/>
         </w:rPr>
-        <w:t>frontmatter 一致性（本次巡检写入）：</w:t>
+      </w:r>
+      <w:r>
+        <w:rPr>
+          <w:rFonts w:ascii="Times New Roman" w:hAnsi="Times New Roman" w:eastAsia="宋体"/>
+          <w:b/>
+          <w:sz w:val="24"/>
+        </w:rPr>
+        <w:t>**frontmatter 一致性（本次巡检写入）**</w:t>
+      </w:r>
+      <w:r>
+        <w:rPr>
+          <w:rFonts w:ascii="Times New Roman" w:hAnsi="Times New Roman" w:eastAsia="宋体"/>
+          <w:b w:val="0"/>
+          <w:sz w:val="24"/>
+        </w:rPr>
+        <w:t>：</w:t>
       </w:r>
     </w:p>
     <w:tbl>
       <w:tblPr>
-        <w:tblStyle w:val="LightGrid-Accent1"/>
+        <w:tblStyle w:val="TableGrid"/>
         <w:tblW w:type="auto" w:w="0"/>
         <w:tblLook w:firstColumn="1" w:firstRow="1" w:lastColumn="0" w:lastRow="0" w:noHBand="0" w:noVBand="1" w:val="04A0"/>
       </w:tblPr>
@@ -195,14 +601,14 @@
       <w:tr>
         <w:tc>
           <w:tcPr>
-            <w:tcW w:type="dxa" w:w="1872"/>
+            <w:tcW w:type="dxa" w:w="2880"/>
           </w:tcPr>
           <w:p>
-            <w:r/>
             <w:r>
               <w:rPr>
-                <w:b/>
-                <w:sz w:val="21"/>
+                <w:rFonts w:ascii="Times New Roman" w:hAnsi="Times New Roman" w:eastAsia="宋体"/>
+                <w:b w:val="0"/>
+                <w:sz w:val="22"/>
               </w:rPr>
               <w:t>变动类型</w:t>
             </w:r>
@@ -210,14 +616,14 @@
         </w:tc>
         <w:tc>
           <w:tcPr>
-            <w:tcW w:type="dxa" w:w="4320"/>
+            <w:tcW w:type="dxa" w:w="2880"/>
           </w:tcPr>
           <w:p>
-            <w:r/>
             <w:r>
               <w:rPr>
-                <w:b/>
-                <w:sz w:val="21"/>
+                <w:rFonts w:ascii="Times New Roman" w:hAnsi="Times New Roman" w:eastAsia="宋体"/>
+                <w:b w:val="0"/>
+                <w:sz w:val="22"/>
               </w:rPr>
               <w:t>岗位</w:t>
             </w:r>
@@ -225,14 +631,14 @@
         </w:tc>
         <w:tc>
           <w:tcPr>
-            <w:tcW w:type="dxa" w:w="3600"/>
+            <w:tcW w:type="dxa" w:w="2880"/>
           </w:tcPr>
           <w:p>
-            <w:r/>
             <w:r>
               <w:rPr>
-                <w:b/>
-                <w:sz w:val="21"/>
+                <w:rFonts w:ascii="Times New Roman" w:hAnsi="Times New Roman" w:eastAsia="宋体"/>
+                <w:b w:val="0"/>
+                <w:sz w:val="22"/>
               </w:rPr>
               <w:t>变动内容</w:t>
             </w:r>
@@ -242,13 +648,14 @@
       <w:tr>
         <w:tc>
           <w:tcPr>
-            <w:tcW w:type="dxa" w:w="1872"/>
+            <w:tcW w:type="dxa" w:w="2880"/>
           </w:tcPr>
           <w:p>
-            <w:r/>
             <w:r>
               <w:rPr>
-                <w:sz w:val="21"/>
+                <w:rFonts w:ascii="Times New Roman" w:hAnsi="Times New Roman" w:eastAsia="宋体"/>
+                <w:b w:val="0"/>
+                <w:sz w:val="22"/>
               </w:rPr>
               <w:t>链接有效性</w:t>
             </w:r>
@@ -256,13 +663,14 @@
         </w:tc>
         <w:tc>
           <w:tcPr>
-            <w:tcW w:type="dxa" w:w="4320"/>
+            <w:tcW w:type="dxa" w:w="2880"/>
           </w:tcPr>
           <w:p>
-            <w:r/>
             <w:r>
               <w:rPr>
-                <w:sz w:val="21"/>
+                <w:rFonts w:ascii="Times New Roman" w:hAnsi="Times New Roman" w:eastAsia="宋体"/>
+                <w:b w:val="0"/>
+                <w:sz w:val="22"/>
               </w:rPr>
               <w:t>博西家电-数据分析实习生-浙江（杭州）</w:t>
             </w:r>
@@ -270,15 +678,31 @@
         </w:tc>
         <w:tc>
           <w:tcPr>
-            <w:tcW w:type="dxa" w:w="3600"/>
+            <w:tcW w:type="dxa" w:w="2880"/>
           </w:tcPr>
           <w:p>
-            <w:r/>
             <w:r>
               <w:rPr>
-                <w:sz w:val="21"/>
+                <w:rFonts w:ascii="Times New Roman" w:hAnsi="Times New Roman" w:eastAsia="宋体"/>
+                <w:b w:val="0"/>
+                <w:sz w:val="22"/>
               </w:rPr>
-              <w:t>⚠️ 待人工核实 → ✅ 有效</w:t>
+              <w:t xml:space="preserve">⚠️ 待人工核实 → </w:t>
+            </w:r>
+            <w:r>
+              <w:rPr>
+                <w:rFonts w:ascii="Times New Roman" w:hAnsi="Times New Roman" w:eastAsia="宋体"/>
+                <w:b/>
+                <w:sz w:val="22"/>
+              </w:rPr>
+              <w:t>**✅ 有效**</w:t>
+            </w:r>
+            <w:r>
+              <w:rPr>
+                <w:rFonts w:ascii="Times New Roman" w:hAnsi="Times New Roman" w:eastAsia="宋体"/>
+                <w:b w:val="0"/>
+                <w:sz w:val="22"/>
+              </w:rPr>
             </w:r>
           </w:p>
         </w:tc>
@@ -286,13 +710,14 @@
       <w:tr>
         <w:tc>
           <w:tcPr>
-            <w:tcW w:type="dxa" w:w="1872"/>
+            <w:tcW w:type="dxa" w:w="2880"/>
           </w:tcPr>
           <w:p>
-            <w:r/>
             <w:r>
               <w:rPr>
-                <w:sz w:val="21"/>
+                <w:rFonts w:ascii="Times New Roman" w:hAnsi="Times New Roman" w:eastAsia="宋体"/>
+                <w:b w:val="0"/>
+                <w:sz w:val="22"/>
               </w:rPr>
               <w:t>链接有效性</w:t>
             </w:r>
@@ -300,13 +725,14 @@
         </w:tc>
         <w:tc>
           <w:tcPr>
-            <w:tcW w:type="dxa" w:w="4320"/>
+            <w:tcW w:type="dxa" w:w="2880"/>
           </w:tcPr>
           <w:p>
-            <w:r/>
             <w:r>
               <w:rPr>
-                <w:sz w:val="21"/>
+                <w:rFonts w:ascii="Times New Roman" w:hAnsi="Times New Roman" w:eastAsia="宋体"/>
+                <w:b w:val="0"/>
+                <w:sz w:val="22"/>
               </w:rPr>
               <w:t>集萃苏科思-供应链实习生</w:t>
             </w:r>
@@ -314,15 +740,31 @@
         </w:tc>
         <w:tc>
           <w:tcPr>
-            <w:tcW w:type="dxa" w:w="3600"/>
+            <w:tcW w:type="dxa" w:w="2880"/>
           </w:tcPr>
           <w:p>
-            <w:r/>
             <w:r>
               <w:rPr>
-                <w:sz w:val="21"/>
+                <w:rFonts w:ascii="Times New Roman" w:hAnsi="Times New Roman" w:eastAsia="宋体"/>
+                <w:b w:val="0"/>
+                <w:sz w:val="22"/>
               </w:rPr>
-              <w:t>⚠️ 待人工核实 → ✅ 有效</w:t>
+              <w:t xml:space="preserve">⚠️ 待人工核实 → </w:t>
+            </w:r>
+            <w:r>
+              <w:rPr>
+                <w:rFonts w:ascii="Times New Roman" w:hAnsi="Times New Roman" w:eastAsia="宋体"/>
+                <w:b/>
+                <w:sz w:val="22"/>
+              </w:rPr>
+              <w:t>**✅ 有效**</w:t>
+            </w:r>
+            <w:r>
+              <w:rPr>
+                <w:rFonts w:ascii="Times New Roman" w:hAnsi="Times New Roman" w:eastAsia="宋体"/>
+                <w:b w:val="0"/>
+                <w:sz w:val="22"/>
+              </w:rPr>
             </w:r>
           </w:p>
         </w:tc>
@@ -330,13 +772,14 @@
       <w:tr>
         <w:tc>
           <w:tcPr>
-            <w:tcW w:type="dxa" w:w="1872"/>
+            <w:tcW w:type="dxa" w:w="2880"/>
           </w:tcPr>
           <w:p>
-            <w:r/>
             <w:r>
               <w:rPr>
-                <w:sz w:val="21"/>
+                <w:rFonts w:ascii="Times New Roman" w:hAnsi="Times New Roman" w:eastAsia="宋体"/>
+                <w:b w:val="0"/>
+                <w:sz w:val="22"/>
               </w:rPr>
               <w:t>链接有效性</w:t>
             </w:r>
@@ -344,29 +787,47 @@
         </w:tc>
         <w:tc>
           <w:tcPr>
-            <w:tcW w:type="dxa" w:w="4320"/>
+            <w:tcW w:type="dxa" w:w="2880"/>
           </w:tcPr>
           <w:p>
-            <w:r/>
             <w:r>
               <w:rPr>
-                <w:sz w:val="21"/>
+                <w:rFonts w:ascii="Times New Roman" w:hAnsi="Times New Roman" w:eastAsia="宋体"/>
+                <w:b w:val="0"/>
+                <w:sz w:val="22"/>
               </w:rPr>
-              <w:t>半亩花田-J10968 / 海信-电商运营</w:t>
+              <w:t>半亩花田-线下销售运营（J10968）/ 海信-电商运营实习生</w:t>
             </w:r>
           </w:p>
         </w:tc>
         <w:tc>
           <w:tcPr>
-            <w:tcW w:type="dxa" w:w="3600"/>
+            <w:tcW w:type="dxa" w:w="2880"/>
           </w:tcPr>
           <w:p>
-            <w:r/>
             <w:r>
               <w:rPr>
-                <w:sz w:val="21"/>
+                <w:rFonts w:ascii="Times New Roman" w:hAnsi="Times New Roman" w:eastAsia="宋体"/>
+                <w:b w:val="0"/>
+                <w:sz w:val="22"/>
               </w:rPr>
-              <w:t>⚠️ → ✅ 有效（本周期复检）</w:t>
+              <w:t xml:space="preserve">⚠️ 待人工核实 → </w:t>
+            </w:r>
+            <w:r>
+              <w:rPr>
+                <w:rFonts w:ascii="Times New Roman" w:hAnsi="Times New Roman" w:eastAsia="宋体"/>
+                <w:b/>
+                <w:sz w:val="22"/>
+              </w:rPr>
+              <w:t>**✅ 有效**</w:t>
+            </w:r>
+            <w:r>
+              <w:rPr>
+                <w:rFonts w:ascii="Times New Roman" w:hAnsi="Times New Roman" w:eastAsia="宋体"/>
+                <w:b w:val="0"/>
+                <w:sz w:val="22"/>
+              </w:rPr>
+              <w:t>（本周期早些时候复检）</w:t>
             </w:r>
           </w:p>
         </w:tc>
@@ -374,13 +835,14 @@
       <w:tr>
         <w:tc>
           <w:tcPr>
-            <w:tcW w:type="dxa" w:w="1872"/>
+            <w:tcW w:type="dxa" w:w="2880"/>
           </w:tcPr>
           <w:p>
-            <w:r/>
             <w:r>
               <w:rPr>
-                <w:sz w:val="21"/>
+                <w:rFonts w:ascii="Times New Roman" w:hAnsi="Times New Roman" w:eastAsia="宋体"/>
+                <w:b w:val="0"/>
+                <w:sz w:val="22"/>
               </w:rPr>
               <w:t>L1 巡检</w:t>
             </w:r>
@@ -388,13 +850,14 @@
         </w:tc>
         <w:tc>
           <w:tcPr>
-            <w:tcW w:type="dxa" w:w="4320"/>
+            <w:tcW w:type="dxa" w:w="2880"/>
           </w:tcPr>
           <w:p>
-            <w:r/>
             <w:r>
               <w:rPr>
-                <w:sz w:val="21"/>
+                <w:rFonts w:ascii="Times New Roman" w:hAnsi="Times New Roman" w:eastAsia="宋体"/>
+                <w:b w:val="0"/>
+                <w:sz w:val="22"/>
               </w:rPr>
               <w:t>47 个 L1 岗位</w:t>
             </w:r>
@@ -402,13 +865,14 @@
         </w:tc>
         <w:tc>
           <w:tcPr>
-            <w:tcW w:type="dxa" w:w="3600"/>
+            <w:tcW w:type="dxa" w:w="2880"/>
           </w:tcPr>
           <w:p>
-            <w:r/>
             <w:r>
               <w:rPr>
-                <w:sz w:val="21"/>
+                <w:rFonts w:ascii="Times New Roman" w:hAnsi="Times New Roman" w:eastAsia="宋体"/>
+                <w:b w:val="0"/>
+                <w:sz w:val="22"/>
               </w:rPr>
               <w:t>最后检查日期 → 2026-10-05</w:t>
             </w:r>
@@ -418,13 +882,14 @@
       <w:tr>
         <w:tc>
           <w:tcPr>
-            <w:tcW w:type="dxa" w:w="1872"/>
+            <w:tcW w:type="dxa" w:w="2880"/>
           </w:tcPr>
           <w:p>
-            <w:r/>
             <w:r>
               <w:rPr>
-                <w:sz w:val="21"/>
+                <w:rFonts w:ascii="Times New Roman" w:hAnsi="Times New Roman" w:eastAsia="宋体"/>
+                <w:b w:val="0"/>
+                <w:sz w:val="22"/>
               </w:rPr>
               <w:t>L2 跟进</w:t>
             </w:r>
@@ -432,13 +897,14 @@
         </w:tc>
         <w:tc>
           <w:tcPr>
-            <w:tcW w:type="dxa" w:w="4320"/>
+            <w:tcW w:type="dxa" w:w="2880"/>
           </w:tcPr>
           <w:p>
-            <w:r/>
             <w:r>
               <w:rPr>
-                <w:sz w:val="21"/>
+                <w:rFonts w:ascii="Times New Roman" w:hAnsi="Times New Roman" w:eastAsia="宋体"/>
+                <w:b w:val="0"/>
+                <w:sz w:val="22"/>
               </w:rPr>
               <w:t>9 个 L2 岗位</w:t>
             </w:r>
@@ -446,44 +912,50 @@
         </w:tc>
         <w:tc>
           <w:tcPr>
-            <w:tcW w:type="dxa" w:w="3600"/>
+            <w:tcW w:type="dxa" w:w="2880"/>
           </w:tcPr>
           <w:p>
-            <w:r/>
             <w:r>
               <w:rPr>
-                <w:sz w:val="21"/>
+                <w:rFonts w:ascii="Times New Roman" w:hAnsi="Times New Roman" w:eastAsia="宋体"/>
+                <w:b w:val="0"/>
+                <w:sz w:val="22"/>
               </w:rPr>
-              <w:t>最后检查日期 → 10-05；下次跟进时间 → 10-08；最后更新日期 → 10-05</w:t>
+              <w:t>最后检查日期 → 2026-10-05；下次跟进时间 → 2026-10-08；最后更新日期 → 2026-10-05</w:t>
             </w:r>
           </w:p>
         </w:tc>
       </w:tr>
     </w:tbl>
     <w:p>
+      <w:pPr>
+        <w:pStyle w:val="ListBullet"/>
+      </w:pPr>
       <w:r>
         <w:rPr>
+          <w:rFonts w:ascii="Times New Roman" w:hAnsi="Times New Roman" w:eastAsia="宋体"/>
           <w:b w:val="0"/>
           <w:sz w:val="24"/>
         </w:rPr>
-        <w:t>巡检范围外：58 岗链接现全为 ✅ 有效，无 ⚠️；L2 9 岗下次跟进时间全部由逾期刷新至 2026-10-08。</w:t>
-      </w:r>
-    </w:p>
-    <w:p>
-      <w:pPr>
-        <w:pStyle w:val="Heading1"/>
-      </w:pPr>
-      <w:r>
-        <w:t>三、无效岗位归档</w:t>
+        <w:t>- 巡检范围外：58 岗链接现全为 ✅ 有效，无 ⚠️；L2 9 岗 下次跟进时间 全部由逾期（≤10-01）刷新至 2026-10-08。</w:t>
       </w:r>
     </w:p>
     <w:p>
       <w:r>
         <w:rPr>
+          <w:rFonts w:ascii="Times New Roman" w:hAnsi="Times New Roman" w:eastAsia="宋体"/>
           <w:b w:val="0"/>
           <w:sz w:val="24"/>
         </w:rPr>
-        <w:t>2 个无效岗位（均 ❌ 淘汰（红线））：</w:t>
+        <w:t>---</w:t>
+      </w:r>
+    </w:p>
+    <w:p>
+      <w:pPr>
+        <w:pStyle w:val="Heading2"/>
+      </w:pPr>
+      <w:r>
+        <w:t>三、无效岗位归档</w:t>
       </w:r>
     </w:p>
     <w:p>
@@ -492,9 +964,79 @@
       </w:pPr>
       <w:r>
         <w:rPr>
+          <w:rFonts w:ascii="Times New Roman" w:hAnsi="Times New Roman" w:eastAsia="宋体"/>
+          <w:b w:val="0"/>
           <w:sz w:val="24"/>
         </w:rPr>
-        <w:t>宁波灏荣贸易有限公司-供应链管理助理实习生（仓储物流）——JD 明写「大小周」触发作息红线；企业成立不足 1 年、规模 0-20 人</w:t>
+        <w:t xml:space="preserve">- </w:t>
+      </w:r>
+      <w:r>
+        <w:rPr>
+          <w:rFonts w:ascii="Times New Roman" w:hAnsi="Times New Roman" w:eastAsia="宋体"/>
+          <w:b/>
+          <w:sz w:val="24"/>
+        </w:rPr>
+        <w:t>**2 个无效岗位（均 ❌ 淘汰（红线））**</w:t>
+      </w:r>
+      <w:r>
+        <w:rPr>
+          <w:rFonts w:ascii="Times New Roman" w:hAnsi="Times New Roman" w:eastAsia="宋体"/>
+          <w:b w:val="0"/>
+          <w:sz w:val="24"/>
+        </w:rPr>
+        <w:t>：</w:t>
+      </w:r>
+    </w:p>
+    <w:p>
+      <w:r>
+        <w:rPr>
+          <w:rFonts w:ascii="Times New Roman" w:hAnsi="Times New Roman" w:eastAsia="宋体"/>
+          <w:b w:val="0"/>
+          <w:sz w:val="24"/>
+        </w:rPr>
+        <w:t xml:space="preserve">1. </w:t>
+      </w:r>
+      <w:r>
+        <w:rPr>
+          <w:rFonts w:ascii="Times New Roman" w:hAnsi="Times New Roman" w:eastAsia="宋体"/>
+          <w:b/>
+          <w:sz w:val="24"/>
+        </w:rPr>
+        <w:t>**宁波灏荣贸易有限公司-供应链管理助理实习生**</w:t>
+      </w:r>
+      <w:r>
+        <w:rPr>
+          <w:rFonts w:ascii="Times New Roman" w:hAnsi="Times New Roman" w:eastAsia="宋体"/>
+          <w:b w:val="0"/>
+          <w:sz w:val="24"/>
+        </w:rPr>
+        <w:t>（仓储物流）——JD 明写「大小周」触发作息红线；企业成立不足 1 年、规模 0-20 人</w:t>
+      </w:r>
+    </w:p>
+    <w:p>
+      <w:r>
+        <w:rPr>
+          <w:rFonts w:ascii="Times New Roman" w:hAnsi="Times New Roman" w:eastAsia="宋体"/>
+          <w:b w:val="0"/>
+          <w:sz w:val="24"/>
+        </w:rPr>
+        <w:t xml:space="preserve">2. </w:t>
+      </w:r>
+      <w:r>
+        <w:rPr>
+          <w:rFonts w:ascii="Times New Roman" w:hAnsi="Times New Roman" w:eastAsia="宋体"/>
+          <w:b/>
+          <w:sz w:val="24"/>
+        </w:rPr>
+        <w:t>**达能-市场营销管培生-广州**</w:t>
+      </w:r>
+      <w:r>
+        <w:rPr>
+          <w:rFonts w:ascii="Times New Roman" w:hAnsi="Times New Roman" w:eastAsia="宋体"/>
+          <w:b w:val="0"/>
+          <w:sz w:val="24"/>
+        </w:rPr>
+        <w:t>（市场营销）——市场营销方向，与画像核心诉求无关；轮岗含销售前线</w:t>
       </w:r>
     </w:p>
     <w:p>
@@ -503,43 +1045,11 @@
       </w:pPr>
       <w:r>
         <w:rPr>
-          <w:sz w:val="24"/>
-        </w:rPr>
-        <w:t>达能-市场营销管培生-广州（市场营销）——市场营销方向，与画像核心诉求无关；轮岗含销售前线</w:t>
-      </w:r>
-    </w:p>
-    <w:p>
-      <w:r>
-        <w:rPr>
+          <w:rFonts w:ascii="Times New Roman" w:hAnsi="Times New Roman" w:eastAsia="宋体"/>
           <w:b w:val="0"/>
           <w:sz w:val="24"/>
         </w:rPr>
-        <w:t>两岗均无定制简历 / 面试备考资料，归档仅需移动岗位笔记。⚠️ 按规则须用户确认后才归档，本报告仅列候选。确认后归档并订正汇总表（总岗位 58→56、❌ 淘汰（红线）2→0）。</w:t>
-      </w:r>
-    </w:p>
-    <w:p>
-      <w:pPr>
-        <w:pStyle w:val="Heading1"/>
-      </w:pPr>
-      <w:r>
-        <w:t>四、本周进展</w:t>
-      </w:r>
-    </w:p>
-    <w:p>
-      <w:r>
-        <w:rPr>
-          <w:b w:val="0"/>
-          <w:sz w:val="22"/>
-        </w:rPr>
-        <w:t>说明：本周期未收到单独的本周进度摘要，以下进展基于岗位笔记与汇总表当前状态还原（09-28~10-05 可观测变化）。</w:t>
-      </w:r>
-    </w:p>
-    <w:p>
-      <w:pPr>
-        <w:pStyle w:val="Heading2"/>
-      </w:pPr>
-      <w:r>
-        <w:t>岗位收录与评分（Skill 1 / 7）</w:t>
+        <w:t>- 两岗均无定制简历 / 面试备考资料，归档仅需移动岗位笔记。</w:t>
       </w:r>
     </w:p>
     <w:p>
@@ -548,9 +1058,37 @@
       </w:pPr>
       <w:r>
         <w:rPr>
+          <w:rFonts w:ascii="Times New Roman" w:hAnsi="Times New Roman" w:eastAsia="宋体"/>
+          <w:b w:val="0"/>
           <w:sz w:val="24"/>
         </w:rPr>
-        <w:t>较 W39 净增 22 岗，新收录主要含：蟹链智能（73·稳妥档）、奥克斯（78·稳妥档）、宁波华翔×4、宁波凯美晨（85·冲刺档）、卡洛洛索、半亩花田新收录×3、百威采购方向（76·稳妥档）、公牛×7、集萃苏科思、艺康、苏纳、上海国培/曼伦、亿滋苏州、新城控股等</w:t>
+        <w:t xml:space="preserve">- </w:t>
+      </w:r>
+      <w:r>
+        <w:rPr>
+          <w:rFonts w:ascii="Times New Roman" w:hAnsi="Times New Roman" w:eastAsia="宋体"/>
+          <w:b/>
+          <w:sz w:val="24"/>
+        </w:rPr>
+        <w:t>**⚠️ 按规则须用户确认后才归档**</w:t>
+      </w:r>
+      <w:r>
+        <w:rPr>
+          <w:rFonts w:ascii="Times New Roman" w:hAnsi="Times New Roman" w:eastAsia="宋体"/>
+          <w:b w:val="0"/>
+          <w:sz w:val="24"/>
+        </w:rPr>
+        <w:t>，本报告仅列候选，未执行移动。确认后归档并订正汇总表统计概览（总岗位 58→56、❌ 淘汰（红线）2→0）。</w:t>
+      </w:r>
+    </w:p>
+    <w:p>
+      <w:r>
+        <w:rPr>
+          <w:rFonts w:ascii="Times New Roman" w:hAnsi="Times New Roman" w:eastAsia="宋体"/>
+          <w:b w:val="0"/>
+          <w:sz w:val="24"/>
+        </w:rPr>
+        <w:t>---</w:t>
       </w:r>
     </w:p>
     <w:p>
@@ -558,7 +1096,66 @@
         <w:pStyle w:val="Heading2"/>
       </w:pPr>
       <w:r>
-        <w:t>简历定制（Skill 3）</w:t>
+        <w:t>四、本周进展</w:t>
+      </w:r>
+    </w:p>
+    <w:p>
+      <w:pPr>
+        <w:ind w:left="240"/>
+      </w:pPr>
+      <w:r>
+        <w:t>说明：本周期未收到单独的「本周进度摘要」，以下进展基于岗位笔记与汇总表的**当前状态还原**（09-28~10-05 可观测变化），具体简历/背调进度详见各岗位笔记。</w:t>
+      </w:r>
+      <w:r>
+        <w:rPr>
+          <w:rFonts w:ascii="Times New Roman" w:hAnsi="Times New Roman" w:eastAsia="宋体"/>
+          <w:b w:val="0"/>
+          <w:color w:val="666666"/>
+          <w:sz w:val="22"/>
+        </w:rPr>
+        <w:t>说明：本周期未收到单独的「本周进度摘要」，以下进展基于岗位笔记与汇总表的</w:t>
+      </w:r>
+      <w:r>
+        <w:rPr>
+          <w:rFonts w:ascii="Times New Roman" w:hAnsi="Times New Roman" w:eastAsia="宋体"/>
+          <w:b/>
+          <w:color w:val="666666"/>
+          <w:sz w:val="22"/>
+        </w:rPr>
+        <w:t>**当前状态还原**</w:t>
+      </w:r>
+      <w:r>
+        <w:rPr>
+          <w:rFonts w:ascii="Times New Roman" w:hAnsi="Times New Roman" w:eastAsia="宋体"/>
+          <w:b w:val="0"/>
+          <w:color w:val="666666"/>
+          <w:sz w:val="22"/>
+        </w:rPr>
+        <w:t>（09-28~10-05 可观测变化），具体简历/背调进度详见各岗位笔记。</w:t>
+      </w:r>
+    </w:p>
+    <w:p>
+      <w:r>
+        <w:rPr>
+          <w:rFonts w:ascii="Times New Roman" w:hAnsi="Times New Roman" w:eastAsia="宋体"/>
+          <w:b w:val="0"/>
+          <w:sz w:val="24"/>
+        </w:rPr>
+      </w:r>
+      <w:r>
+        <w:rPr>
+          <w:rFonts w:ascii="Times New Roman" w:hAnsi="Times New Roman" w:eastAsia="宋体"/>
+          <w:b/>
+          <w:sz w:val="24"/>
+        </w:rPr>
+        <w:t>**岗位收录与评分（Skill 1 / 7）**</w:t>
+      </w:r>
+      <w:r>
+        <w:rPr>
+          <w:rFonts w:ascii="Times New Roman" w:hAnsi="Times New Roman" w:eastAsia="宋体"/>
+          <w:b w:val="0"/>
+          <w:sz w:val="24"/>
+        </w:rPr>
       </w:r>
     </w:p>
     <w:p>
@@ -567,9 +1164,51 @@
       </w:pPr>
       <w:r>
         <w:rPr>
+          <w:rFonts w:ascii="Times New Roman" w:hAnsi="Times New Roman" w:eastAsia="宋体"/>
+          <w:b w:val="0"/>
           <w:sz w:val="24"/>
         </w:rPr>
-        <w:t>蟹链智能（运营管理方向，1 页，ATS 92%）；公牛采购/精益/交付三岗（均 1 页）；宁波华翔助理物流/助理项目两岗</w:t>
+        <w:t xml:space="preserve">- ✅ 较 W39 净增 </w:t>
+      </w:r>
+      <w:r>
+        <w:rPr>
+          <w:rFonts w:ascii="Times New Roman" w:hAnsi="Times New Roman" w:eastAsia="宋体"/>
+          <w:b/>
+          <w:sz w:val="24"/>
+        </w:rPr>
+        <w:t>**22 岗**</w:t>
+      </w:r>
+      <w:r>
+        <w:rPr>
+          <w:rFonts w:ascii="Times New Roman" w:hAnsi="Times New Roman" w:eastAsia="宋体"/>
+          <w:b w:val="0"/>
+          <w:sz w:val="24"/>
+        </w:rPr>
+        <w:t>，新收录主要含：蟹链智能（73·稳妥档）、奥克斯-电能-供应链专员（78·稳妥档）、宁波华翔电子×4（74/46/70/46）、宁波凯美晨（85·冲刺档）、卡洛洛索、半亩花田新收录×3（J10971/J10972/J10946）、百威采购方向（76·稳妥档）、公牛×7、集萃苏科思、艺康、苏州苏纳、上海国培、上海曼伦、亿滋苏州、新城控股等。</w:t>
+      </w:r>
+    </w:p>
+    <w:p>
+      <w:r>
+        <w:rPr>
+          <w:rFonts w:ascii="Times New Roman" w:hAnsi="Times New Roman" w:eastAsia="宋体"/>
+          <w:b w:val="0"/>
+          <w:sz w:val="24"/>
+        </w:rPr>
+      </w:r>
+      <w:r>
+        <w:rPr>
+          <w:rFonts w:ascii="Times New Roman" w:hAnsi="Times New Roman" w:eastAsia="宋体"/>
+          <w:b/>
+          <w:sz w:val="24"/>
+        </w:rPr>
+        <w:t>**简历定制（Skill 3）**</w:t>
+      </w:r>
+      <w:r>
+        <w:rPr>
+          <w:rFonts w:ascii="Times New Roman" w:hAnsi="Times New Roman" w:eastAsia="宋体"/>
+          <w:b w:val="0"/>
+          <w:sz w:val="24"/>
+        </w:rPr>
       </w:r>
     </w:p>
     <w:p>
@@ -578,17 +1217,11 @@
       </w:pPr>
       <w:r>
         <w:rPr>
+          <w:rFonts w:ascii="Times New Roman" w:hAnsi="Times New Roman" w:eastAsia="宋体"/>
+          <w:b w:val="0"/>
           <w:sz w:val="24"/>
         </w:rPr>
-        <w:t>已背调 8 岗中仍有 5 岗简历 ❌ 未定制（万辰、丹纳赫、元气森林、玛氏、达能）</w:t>
-      </w:r>
-    </w:p>
-    <w:p>
-      <w:pPr>
-        <w:pStyle w:val="Heading2"/>
-      </w:pPr>
-      <w:r>
-        <w:t>背调（Skill 2）</w:t>
+        <w:t>- ✅ 蟹链智能（运营管理方向底版，1 页，ATS 核心匹配度 92%）</w:t>
       </w:r>
     </w:p>
     <w:p>
@@ -597,17 +1230,11 @@
       </w:pPr>
       <w:r>
         <w:rPr>
+          <w:rFonts w:ascii="Times New Roman" w:hAnsi="Times New Roman" w:eastAsia="宋体"/>
+          <w:b w:val="0"/>
           <w:sz w:val="24"/>
         </w:rPr>
-        <w:t>蟹链智能、公牛采购/精益/交付三岗、宁波凯美晨、上海曼伦、艺康、苏州苏纳等背调报告成稿</w:t>
-      </w:r>
-    </w:p>
-    <w:p>
-      <w:pPr>
-        <w:pStyle w:val="Heading2"/>
-      </w:pPr>
-      <w:r>
-        <w:t>投递 / 面试（L2）</w:t>
+        <w:t>- ✅ 公牛采购/精益/交付三岗（均 1 页，ATS 92%/100%/100%）；宁波华翔助理物流/助理项目两岗</w:t>
       </w:r>
     </w:p>
     <w:p>
@@ -616,9 +1243,51 @@
       </w:pPr>
       <w:r>
         <w:rPr>
+          <w:rFonts w:ascii="Times New Roman" w:hAnsi="Times New Roman" w:eastAsia="宋体"/>
+          <w:b w:val="0"/>
           <w:sz w:val="24"/>
         </w:rPr>
-        <w:t>在库已投递/面试中共 9（小米、上海国培、上海曼伦、亿滋苏州、新城控股、美的生产计划、艺康、苏州苏纳、联合利华），均为 09-17~09-24 投递；本周期无新增投递</w:t>
+        <w:t xml:space="preserve">- ⏳ </w:t>
+      </w:r>
+      <w:r>
+        <w:rPr>
+          <w:rFonts w:ascii="Times New Roman" w:hAnsi="Times New Roman" w:eastAsia="宋体"/>
+          <w:b/>
+          <w:sz w:val="24"/>
+        </w:rPr>
+        <w:t>**已背调 8 岗中仍有 5 岗简历 ❌ 未定制**</w:t>
+      </w:r>
+      <w:r>
+        <w:rPr>
+          <w:rFonts w:ascii="Times New Roman" w:hAnsi="Times New Roman" w:eastAsia="宋体"/>
+          <w:b w:val="0"/>
+          <w:sz w:val="24"/>
+        </w:rPr>
+        <w:t>（万辰、丹纳赫、元气森林、玛氏、达能）</w:t>
+      </w:r>
+    </w:p>
+    <w:p>
+      <w:r>
+        <w:rPr>
+          <w:rFonts w:ascii="Times New Roman" w:hAnsi="Times New Roman" w:eastAsia="宋体"/>
+          <w:b w:val="0"/>
+          <w:sz w:val="24"/>
+        </w:rPr>
+      </w:r>
+      <w:r>
+        <w:rPr>
+          <w:rFonts w:ascii="Times New Roman" w:hAnsi="Times New Roman" w:eastAsia="宋体"/>
+          <w:b/>
+          <w:sz w:val="24"/>
+        </w:rPr>
+        <w:t>**背调（Skill 2）**</w:t>
+      </w:r>
+      <w:r>
+        <w:rPr>
+          <w:rFonts w:ascii="Times New Roman" w:hAnsi="Times New Roman" w:eastAsia="宋体"/>
+          <w:b w:val="0"/>
+          <w:sz w:val="24"/>
+        </w:rPr>
       </w:r>
     </w:p>
     <w:p>
@@ -627,17 +1296,103 @@
       </w:pPr>
       <w:r>
         <w:rPr>
+          <w:rFonts w:ascii="Times New Roman" w:hAnsi="Times New Roman" w:eastAsia="宋体"/>
+          <w:b w:val="0"/>
           <w:sz w:val="24"/>
         </w:rPr>
-        <w:t>联合利华 UFLP 维持 📞 面试中（W39 已完成 AI 面试，真题实录已归档）</w:t>
+        <w:t>- ✅ 蟹链智能、公牛采购/精益/交付三岗、宁波凯美晨、上海曼伦、艺康、苏州苏纳等背调报告成稿（详见各岗位笔记）</w:t>
+      </w:r>
+    </w:p>
+    <w:p>
+      <w:r>
+        <w:rPr>
+          <w:rFonts w:ascii="Times New Roman" w:hAnsi="Times New Roman" w:eastAsia="宋体"/>
+          <w:b w:val="0"/>
+          <w:sz w:val="24"/>
+        </w:rPr>
+      </w:r>
+      <w:r>
+        <w:rPr>
+          <w:rFonts w:ascii="Times New Roman" w:hAnsi="Times New Roman" w:eastAsia="宋体"/>
+          <w:b/>
+          <w:sz w:val="24"/>
+        </w:rPr>
+        <w:t>**投递 / 面试（L2）**</w:t>
+      </w:r>
+      <w:r>
+        <w:rPr>
+          <w:rFonts w:ascii="Times New Roman" w:hAnsi="Times New Roman" w:eastAsia="宋体"/>
+          <w:b w:val="0"/>
+          <w:sz w:val="24"/>
+        </w:rPr>
       </w:r>
     </w:p>
     <w:p>
       <w:pPr>
-        <w:pStyle w:val="Heading1"/>
+        <w:pStyle w:val="ListBullet"/>
       </w:pPr>
       <w:r>
-        <w:t>五、问题分析</w:t>
+        <w:rPr>
+          <w:rFonts w:ascii="Times New Roman" w:hAnsi="Times New Roman" w:eastAsia="宋体"/>
+          <w:b w:val="0"/>
+          <w:sz w:val="24"/>
+        </w:rPr>
+        <w:t xml:space="preserve">- ✉️ 在库已投递 / 面试中岗位共 </w:t>
+      </w:r>
+      <w:r>
+        <w:rPr>
+          <w:rFonts w:ascii="Times New Roman" w:hAnsi="Times New Roman" w:eastAsia="宋体"/>
+          <w:b/>
+          <w:sz w:val="24"/>
+        </w:rPr>
+        <w:t>**9**</w:t>
+      </w:r>
+      <w:r>
+        <w:rPr>
+          <w:rFonts w:ascii="Times New Roman" w:hAnsi="Times New Roman" w:eastAsia="宋体"/>
+          <w:b w:val="0"/>
+          <w:sz w:val="24"/>
+        </w:rPr>
+        <w:t>（小米、上海国培、上海曼伦、亿滋苏州、新城控股、美的生产计划、艺康、苏州苏纳、联合利华），均为 09-17~09-24 期间完成投递；本周期无新增投递动作</w:t>
+      </w:r>
+    </w:p>
+    <w:p>
+      <w:pPr>
+        <w:pStyle w:val="ListBullet"/>
+      </w:pPr>
+      <w:r>
+        <w:rPr>
+          <w:rFonts w:ascii="Times New Roman" w:hAnsi="Times New Roman" w:eastAsia="宋体"/>
+          <w:b w:val="0"/>
+          <w:sz w:val="24"/>
+        </w:rPr>
+        <w:t>- 📞 联合利华 UFLP 维持</w:t>
+      </w:r>
+      <w:r>
+        <w:rPr>
+          <w:rFonts w:ascii="Times New Roman" w:hAnsi="Times New Roman" w:eastAsia="宋体"/>
+          <w:b/>
+          <w:sz w:val="24"/>
+        </w:rPr>
+        <w:t>**面试中**</w:t>
+      </w:r>
+      <w:r>
+        <w:rPr>
+          <w:rFonts w:ascii="Times New Roman" w:hAnsi="Times New Roman" w:eastAsia="宋体"/>
+          <w:b w:val="0"/>
+          <w:sz w:val="24"/>
+        </w:rPr>
+        <w:t>（W39 已完成 AI 面试，真题实录已归档）</w:t>
+      </w:r>
+    </w:p>
+    <w:p>
+      <w:r>
+        <w:rPr>
+          <w:rFonts w:ascii="Times New Roman" w:hAnsi="Times New Roman" w:eastAsia="宋体"/>
+          <w:b w:val="0"/>
+          <w:sz w:val="24"/>
+        </w:rPr>
+        <w:t>---</w:t>
       </w:r>
     </w:p>
     <w:p>
@@ -645,106 +1400,305 @@
         <w:pStyle w:val="Heading2"/>
       </w:pPr>
       <w:r>
-        <w:t>问题 1（待投递积压仍大）</w:t>
+        <w:t>五、问题分析</w:t>
       </w:r>
     </w:p>
     <w:p>
       <w:r>
         <w:rPr>
+          <w:rFonts w:ascii="Times New Roman" w:hAnsi="Times New Roman" w:eastAsia="宋体"/>
           <w:b w:val="0"/>
           <w:sz w:val="24"/>
         </w:rPr>
-        <w:t>📮 待投递 23 + 🗂️ 备选 10 = 33 岗未投/备选，多为应投对象；根因：收录/背调进展快于投递执行。</w:t>
+      </w:r>
+      <w:r>
+        <w:rPr>
+          <w:rFonts w:ascii="Times New Roman" w:hAnsi="Times New Roman" w:eastAsia="宋体"/>
+          <w:b/>
+          <w:sz w:val="24"/>
+        </w:rPr>
+        <w:t>**问题 1（待投递积压仍大）**</w:t>
+      </w:r>
+      <w:r>
+        <w:rPr>
+          <w:rFonts w:ascii="Times New Roman" w:hAnsi="Times New Roman" w:eastAsia="宋体"/>
+          <w:b w:val="0"/>
+          <w:sz w:val="24"/>
+        </w:rPr>
+      </w:r>
+    </w:p>
+    <w:p>
+      <w:pPr>
+        <w:pStyle w:val="ListBullet"/>
+      </w:pPr>
+      <w:r>
+        <w:rPr>
+          <w:rFonts w:ascii="Times New Roman" w:hAnsi="Times New Roman" w:eastAsia="宋体"/>
+          <w:b w:val="0"/>
+          <w:sz w:val="24"/>
+        </w:rPr>
+        <w:t xml:space="preserve">- 📮 待投递 23 + 🗂️ 备选 10 = </w:t>
+      </w:r>
+      <w:r>
+        <w:rPr>
+          <w:rFonts w:ascii="Times New Roman" w:hAnsi="Times New Roman" w:eastAsia="宋体"/>
+          <w:b/>
+          <w:sz w:val="24"/>
+        </w:rPr>
+        <w:t>**33 岗未投/备选**</w:t>
+      </w:r>
+      <w:r>
+        <w:rPr>
+          <w:rFonts w:ascii="Times New Roman" w:hAnsi="Times New Roman" w:eastAsia="宋体"/>
+          <w:b w:val="0"/>
+          <w:sz w:val="24"/>
+        </w:rPr>
+        <w:t>，其中多为应投对象（万辰、卡洛洛索、普瑞均胜、山东北辰、宁波华翔×4、奥克斯、宁波凯美晨、公牛×7、半亩花田×3、创维、施耐德、丹纳赫、元气森林、玛氏、百威、达能、美的-采购成本、蟹链、集萃苏科思等）。</w:t>
+      </w:r>
+    </w:p>
+    <w:p>
+      <w:pPr>
+        <w:pStyle w:val="ListBullet"/>
+      </w:pPr>
+      <w:r>
+        <w:rPr>
+          <w:rFonts w:ascii="Times New Roman" w:hAnsi="Times New Roman" w:eastAsia="宋体"/>
+          <w:b w:val="0"/>
+          <w:sz w:val="24"/>
+        </w:rPr>
+        <w:t>- 根因：收录/评分/背调进展快于投递执行，投递动作仍是零散触发而非排期。</w:t>
+      </w:r>
+    </w:p>
+    <w:p>
+      <w:r>
+        <w:rPr>
+          <w:rFonts w:ascii="Times New Roman" w:hAnsi="Times New Roman" w:eastAsia="宋体"/>
+          <w:b w:val="0"/>
+          <w:sz w:val="24"/>
+        </w:rPr>
+      </w:r>
+      <w:r>
+        <w:rPr>
+          <w:rFonts w:ascii="Times New Roman" w:hAnsi="Times New Roman" w:eastAsia="宋体"/>
+          <w:b/>
+          <w:sz w:val="24"/>
+        </w:rPr>
+        <w:t>**问题 2（简历缺口）**</w:t>
+      </w:r>
+      <w:r>
+        <w:rPr>
+          <w:rFonts w:ascii="Times New Roman" w:hAnsi="Times New Roman" w:eastAsia="宋体"/>
+          <w:b w:val="0"/>
+          <w:sz w:val="24"/>
+        </w:rPr>
+      </w:r>
+    </w:p>
+    <w:p>
+      <w:pPr>
+        <w:pStyle w:val="ListBullet"/>
+      </w:pPr>
+      <w:r>
+        <w:rPr>
+          <w:rFonts w:ascii="Times New Roman" w:hAnsi="Times New Roman" w:eastAsia="宋体"/>
+          <w:b w:val="0"/>
+          <w:sz w:val="24"/>
+        </w:rPr>
+        <w:t xml:space="preserve">- 已背调 8 岗中 </w:t>
+      </w:r>
+      <w:r>
+        <w:rPr>
+          <w:rFonts w:ascii="Times New Roman" w:hAnsi="Times New Roman" w:eastAsia="宋体"/>
+          <w:b/>
+          <w:sz w:val="24"/>
+        </w:rPr>
+        <w:t>**万辰 / 丹纳赫 / 元气森林 / 玛氏 / 达能 5 家外企简历仍 ❌ 未定制**</w:t>
+      </w:r>
+      <w:r>
+        <w:rPr>
+          <w:rFonts w:ascii="Times New Roman" w:hAnsi="Times New Roman" w:eastAsia="宋体"/>
+          <w:b w:val="0"/>
+          <w:sz w:val="24"/>
+        </w:rPr>
+        <w:t>；加上多数 📮/🗂️ 岗位，简历产能是投递的前置瓶颈。</w:t>
+      </w:r>
+    </w:p>
+    <w:p>
+      <w:r>
+        <w:rPr>
+          <w:rFonts w:ascii="Times New Roman" w:hAnsi="Times New Roman" w:eastAsia="宋体"/>
+          <w:b w:val="0"/>
+          <w:sz w:val="24"/>
+        </w:rPr>
+      </w:r>
+      <w:r>
+        <w:rPr>
+          <w:rFonts w:ascii="Times New Roman" w:hAnsi="Times New Roman" w:eastAsia="宋体"/>
+          <w:b/>
+          <w:sz w:val="24"/>
+        </w:rPr>
+        <w:t>**问题 3（链接核验盲区，持续）**</w:t>
+      </w:r>
+      <w:r>
+        <w:rPr>
+          <w:rFonts w:ascii="Times New Roman" w:hAnsi="Times New Roman" w:eastAsia="宋体"/>
+          <w:b w:val="0"/>
+          <w:sz w:val="24"/>
+        </w:rPr>
+      </w:r>
+    </w:p>
+    <w:p>
+      <w:pPr>
+        <w:pStyle w:val="ListBullet"/>
+      </w:pPr>
+      <w:r>
+        <w:rPr>
+          <w:rFonts w:ascii="Times New Roman" w:hAnsi="Times New Roman" w:eastAsia="宋体"/>
+          <w:b w:val="0"/>
+          <w:sz w:val="24"/>
+        </w:rPr>
+        <w:t>- BOSS/猎聘 4 岗（万辰、卡洛洛索、普瑞均胜、山东北辰）+ 比亚迪-计划专员（SPA）仍依赖既往登录核验，本周期未复登；W41 已清零 ⚠️，但这类"登录墙"岗位的结论会随时间陈旧。</w:t>
+      </w:r>
+    </w:p>
+    <w:p>
+      <w:r>
+        <w:rPr>
+          <w:rFonts w:ascii="Times New Roman" w:hAnsi="Times New Roman" w:eastAsia="宋体"/>
+          <w:b w:val="0"/>
+          <w:sz w:val="24"/>
+        </w:rPr>
+      </w:r>
+      <w:r>
+        <w:rPr>
+          <w:rFonts w:ascii="Times New Roman" w:hAnsi="Times New Roman" w:eastAsia="宋体"/>
+          <w:b/>
+          <w:sz w:val="24"/>
+        </w:rPr>
+        <w:t>**问题 4（博西-产品管理实习生 城市差异，遗留）**</w:t>
+      </w:r>
+      <w:r>
+        <w:rPr>
+          <w:rFonts w:ascii="Times New Roman" w:hAnsi="Times New Roman" w:eastAsia="宋体"/>
+          <w:b w:val="0"/>
+          <w:sz w:val="24"/>
+        </w:rPr>
+      </w:r>
+    </w:p>
+    <w:p>
+      <w:pPr>
+        <w:pStyle w:val="ListBullet"/>
+      </w:pPr>
+      <w:r>
+        <w:rPr>
+          <w:rFonts w:ascii="Times New Roman" w:hAnsi="Times New Roman" w:eastAsia="宋体"/>
+          <w:b w:val="0"/>
+          <w:sz w:val="24"/>
+        </w:rPr>
+        <w:t>- Moka 门户现列「江苏·南京」（2026-09-20 发布），笔记记「济南」；自 09-22 起未擅自改字段，仍待核实。</w:t>
+      </w:r>
+    </w:p>
+    <w:p>
+      <w:r>
+        <w:rPr>
+          <w:rFonts w:ascii="Times New Roman" w:hAnsi="Times New Roman" w:eastAsia="宋体"/>
+          <w:b w:val="0"/>
+          <w:sz w:val="24"/>
+        </w:rPr>
+      </w:r>
+      <w:r>
+        <w:rPr>
+          <w:rFonts w:ascii="Times New Roman" w:hAnsi="Times New Roman" w:eastAsia="宋体"/>
+          <w:b/>
+          <w:sz w:val="24"/>
+        </w:rPr>
+        <w:t>**问题 5（百威截止日不确定，高风险）**</w:t>
+      </w:r>
+      <w:r>
+        <w:rPr>
+          <w:rFonts w:ascii="Times New Roman" w:hAnsi="Times New Roman" w:eastAsia="宋体"/>
+          <w:b w:val="0"/>
+          <w:sz w:val="24"/>
+        </w:rPr>
+      </w:r>
+    </w:p>
+    <w:p>
+      <w:pPr>
+        <w:pStyle w:val="ListBullet"/>
+      </w:pPr>
+      <w:r>
+        <w:rPr>
+          <w:rFonts w:ascii="Times New Roman" w:hAnsi="Times New Roman" w:eastAsia="宋体"/>
+          <w:b w:val="0"/>
+          <w:sz w:val="24"/>
+        </w:rPr>
+        <w:t>- 百威两岗官方截止日未公示，渠道称 10-06/10-15/10-31；</w:t>
+      </w:r>
+      <w:r>
+        <w:rPr>
+          <w:rFonts w:ascii="Times New Roman" w:hAnsi="Times New Roman" w:eastAsia="宋体"/>
+          <w:b/>
+          <w:sz w:val="24"/>
+        </w:rPr>
+        <w:t>**最早口径 10-06（距今天约 1 天）**</w:t>
+      </w:r>
+      <w:r>
+        <w:rPr>
+          <w:rFonts w:ascii="Times New Roman" w:hAnsi="Times New Roman" w:eastAsia="宋体"/>
+          <w:b w:val="0"/>
+          <w:sz w:val="24"/>
+        </w:rPr>
+        <w:t>。若采信，属 7 天内高优先；须立即向 HR 确认，否则可能错过快截止。</w:t>
+      </w:r>
+    </w:p>
+    <w:p>
+      <w:r>
+        <w:rPr>
+          <w:rFonts w:ascii="Times New Roman" w:hAnsi="Times New Roman" w:eastAsia="宋体"/>
+          <w:b w:val="0"/>
+          <w:sz w:val="24"/>
+        </w:rPr>
+      </w:r>
+      <w:r>
+        <w:rPr>
+          <w:rFonts w:ascii="Times New Roman" w:hAnsi="Times New Roman" w:eastAsia="宋体"/>
+          <w:b/>
+          <w:sz w:val="24"/>
+        </w:rPr>
+        <w:t>**问题 6（L2 跟进滞后）**</w:t>
+      </w:r>
+      <w:r>
+        <w:rPr>
+          <w:rFonts w:ascii="Times New Roman" w:hAnsi="Times New Roman" w:eastAsia="宋体"/>
+          <w:b w:val="0"/>
+          <w:sz w:val="24"/>
+        </w:rPr>
+      </w:r>
+    </w:p>
+    <w:p>
+      <w:pPr>
+        <w:pStyle w:val="ListBullet"/>
+      </w:pPr>
+      <w:r>
+        <w:rPr>
+          <w:rFonts w:ascii="Times New Roman" w:hAnsi="Times New Roman" w:eastAsia="宋体"/>
+          <w:b w:val="0"/>
+          <w:sz w:val="24"/>
+        </w:rPr>
+        <w:t>- 9 个已投递岗 下次跟进时间 全部逾期（≤10-01），本周期虽统一刷新至 10-08，但反馈进展多为空，需实质联系 HR 而非仅刷字段。</w:t>
+      </w:r>
+    </w:p>
+    <w:p>
+      <w:r>
+        <w:rPr>
+          <w:rFonts w:ascii="Times New Roman" w:hAnsi="Times New Roman" w:eastAsia="宋体"/>
+          <w:b w:val="0"/>
+          <w:sz w:val="24"/>
+        </w:rPr>
+        <w:t>---</w:t>
       </w:r>
     </w:p>
     <w:p>
       <w:pPr>
         <w:pStyle w:val="Heading2"/>
-      </w:pPr>
-      <w:r>
-        <w:t>问题 2（简历缺口）</w:t>
-      </w:r>
-    </w:p>
-    <w:p>
-      <w:r>
-        <w:rPr>
-          <w:b w:val="0"/>
-          <w:sz w:val="24"/>
-        </w:rPr>
-        <w:t>已背调 8 岗中万辰/丹纳赫/元气森林/玛氏/达能 5 家外企简历仍 ❌ 未定制；简历产能是投递前置瓶颈。</w:t>
-      </w:r>
-    </w:p>
-    <w:p>
-      <w:pPr>
-        <w:pStyle w:val="Heading2"/>
-      </w:pPr>
-      <w:r>
-        <w:t>问题 3（链接核验盲区，持续）</w:t>
-      </w:r>
-    </w:p>
-    <w:p>
-      <w:r>
-        <w:rPr>
-          <w:b w:val="0"/>
-          <w:sz w:val="24"/>
-        </w:rPr>
-        <w:t>BOSS/猎聘 4 岗（万辰、卡洛洛索、普瑞均胜、山东北辰）+ 比亚迪-计划专员（SPA）仍依赖既往登录核验，本周期未复登。</w:t>
-      </w:r>
-    </w:p>
-    <w:p>
-      <w:pPr>
-        <w:pStyle w:val="Heading2"/>
-      </w:pPr>
-      <w:r>
-        <w:t>问题 4（博西-产品管理实习生 城市差异，遗留）</w:t>
-      </w:r>
-    </w:p>
-    <w:p>
-      <w:r>
-        <w:rPr>
-          <w:b w:val="0"/>
-          <w:sz w:val="24"/>
-        </w:rPr>
-        <w:t>Moka 门户现列「江苏·南京」，笔记记「济南」；自 09-22 起未擅自改字段，仍待核实。</w:t>
-      </w:r>
-    </w:p>
-    <w:p>
-      <w:pPr>
-        <w:pStyle w:val="Heading2"/>
-      </w:pPr>
-      <w:r>
-        <w:t>问题 5（百威截止日不确定，高风险）</w:t>
-      </w:r>
-    </w:p>
-    <w:p>
-      <w:r>
-        <w:rPr>
-          <w:b w:val="0"/>
-          <w:sz w:val="24"/>
-        </w:rPr>
-        <w:t>百威两岗官方截止日未公示，渠道称 10-06/10-15/10-31；最早口径 10-06（约 1 天）。须立即向 HR 确认。</w:t>
-      </w:r>
-    </w:p>
-    <w:p>
-      <w:pPr>
-        <w:pStyle w:val="Heading2"/>
-      </w:pPr>
-      <w:r>
-        <w:t>问题 6（L2 跟进滞后）</w:t>
-      </w:r>
-    </w:p>
-    <w:p>
-      <w:r>
-        <w:rPr>
-          <w:b w:val="0"/>
-          <w:sz w:val="24"/>
-        </w:rPr>
-        <w:t>9 个已投递岗下次跟进时间全部逾期（≤10-01），本周期刷新至 10-08，但反馈进展多为空，需实质联系 HR。</w:t>
-      </w:r>
-    </w:p>
-    <w:p>
-      <w:pPr>
-        <w:pStyle w:val="Heading1"/>
       </w:pPr>
       <w:r>
         <w:t>六、下周计划</w:t>
@@ -753,42 +1707,256 @@
     <w:p>
       <w:r>
         <w:rPr>
+          <w:rFonts w:ascii="Times New Roman" w:hAnsi="Times New Roman" w:eastAsia="宋体"/>
           <w:b w:val="0"/>
           <w:sz w:val="24"/>
         </w:rPr>
-        <w:t>投递（最高优先）：百威两岗二选一+确认截止日（10-06）/ 百事（10-18）/ 沃尔玛（10-18）/ 比亚迪（11-19）/ 奥克斯（10-31）/ 达能营运（10-31）/ 万辰/卡洛洛索/普瑞均胜/山东北辰/宁波华翔×4/宁波凯美晨/公牛×7/半亩花田×3/创维/施耐德/丹纳赫/元气森林/玛氏/美的-采购成本/蟹链/集萃苏科思。</w:t>
+      </w:r>
+      <w:r>
+        <w:rPr>
+          <w:rFonts w:ascii="Times New Roman" w:hAnsi="Times New Roman" w:eastAsia="宋体"/>
+          <w:b/>
+          <w:sz w:val="24"/>
+        </w:rPr>
+        <w:t>**投递（最高优先）**</w:t>
+      </w:r>
+      <w:r>
+        <w:rPr>
+          <w:rFonts w:ascii="Times New Roman" w:hAnsi="Times New Roman" w:eastAsia="宋体"/>
+          <w:b w:val="0"/>
+          <w:sz w:val="24"/>
+        </w:rPr>
       </w:r>
     </w:p>
     <w:p>
       <w:r>
         <w:rPr>
+          <w:rFonts w:ascii="Times New Roman" w:hAnsi="Times New Roman" w:eastAsia="宋体"/>
           <w:b w:val="0"/>
           <w:sz w:val="24"/>
         </w:rPr>
-        <w:t>面试跟进：联合利华 UFLP 跟进结果；L2 9 岗 10-08 前联系 HR。</w:t>
+        <w:t xml:space="preserve">1. </w:t>
+      </w:r>
+      <w:r>
+        <w:rPr>
+          <w:rFonts w:ascii="Times New Roman" w:hAnsi="Times New Roman" w:eastAsia="宋体"/>
+          <w:b/>
+          <w:sz w:val="24"/>
+        </w:rPr>
+        <w:t>**百威两岗「二选一」决策 + 立即确认截止日**</w:t>
+      </w:r>
+      <w:r>
+        <w:rPr>
+          <w:rFonts w:ascii="Times New Roman" w:hAnsi="Times New Roman" w:eastAsia="宋体"/>
+          <w:b w:val="0"/>
+          <w:sz w:val="24"/>
+        </w:rPr>
+        <w:t>（最早口径 10-06）——投前确认批次限投岗位数</w:t>
       </w:r>
     </w:p>
     <w:p>
       <w:r>
         <w:rPr>
+          <w:rFonts w:ascii="Times New Roman" w:hAnsi="Times New Roman" w:eastAsia="宋体"/>
           <w:b w:val="0"/>
           <w:sz w:val="24"/>
         </w:rPr>
-        <w:t>简历补齐：定制万辰/丹纳赫/元气森林/玛氏/达能 5 外企；其余 📮/🗂️ 排期。</w:t>
+        <w:t xml:space="preserve">2. </w:t>
+      </w:r>
+      <w:r>
+        <w:rPr>
+          <w:rFonts w:ascii="Times New Roman" w:hAnsi="Times New Roman" w:eastAsia="宋体"/>
+          <w:b/>
+          <w:sz w:val="24"/>
+        </w:rPr>
+        <w:t>**百事（10-18）/ 沃尔玛（10-18）**</w:t>
+      </w:r>
+      <w:r>
+        <w:rPr>
+          <w:rFonts w:ascii="Times New Roman" w:hAnsi="Times New Roman" w:eastAsia="宋体"/>
+          <w:b w:val="0"/>
+          <w:sz w:val="24"/>
+        </w:rPr>
+        <w:t>——简历✅链接✅，13 天内尽快投递</w:t>
       </w:r>
     </w:p>
     <w:p>
       <w:r>
         <w:rPr>
+          <w:rFonts w:ascii="Times New Roman" w:hAnsi="Times New Roman" w:eastAsia="宋体"/>
           <w:b w:val="0"/>
           <w:sz w:val="24"/>
         </w:rPr>
-        <w:t>链接复核：登录复核 BOSS×4 + 比亚迪 SPA；核实博西产品管理实习生城市。</w:t>
+        <w:t xml:space="preserve">3. </w:t>
+      </w:r>
+      <w:r>
+        <w:rPr>
+          <w:rFonts w:ascii="Times New Roman" w:hAnsi="Times New Roman" w:eastAsia="宋体"/>
+          <w:b/>
+          <w:sz w:val="24"/>
+        </w:rPr>
+        <w:t>**比亚迪-供应链计划管理类（11-19）/ 计划专员**</w:t>
+      </w:r>
+      <w:r>
+        <w:rPr>
+          <w:rFonts w:ascii="Times New Roman" w:hAnsi="Times New Roman" w:eastAsia="宋体"/>
+          <w:b w:val="0"/>
+          <w:sz w:val="24"/>
+        </w:rPr>
+        <w:t>——简历✅链接✅</w:t>
+      </w:r>
+    </w:p>
+    <w:p>
+      <w:r>
+        <w:rPr>
+          <w:rFonts w:ascii="Times New Roman" w:hAnsi="Times New Roman" w:eastAsia="宋体"/>
+          <w:b w:val="0"/>
+          <w:sz w:val="24"/>
+        </w:rPr>
+        <w:t xml:space="preserve">4. </w:t>
+      </w:r>
+      <w:r>
+        <w:rPr>
+          <w:rFonts w:ascii="Times New Roman" w:hAnsi="Times New Roman" w:eastAsia="宋体"/>
+          <w:b/>
+          <w:sz w:val="24"/>
+        </w:rPr>
+        <w:t>**奥克斯（10-31）/ 达能营运管培生（10-31）**</w:t>
+      </w:r>
+      <w:r>
+        <w:rPr>
+          <w:rFonts w:ascii="Times New Roman" w:hAnsi="Times New Roman" w:eastAsia="宋体"/>
+          <w:b w:val="0"/>
+          <w:sz w:val="24"/>
+        </w:rPr>
+        <w:t>——简历✅（达能）/ 待确认</w:t>
+      </w:r>
+    </w:p>
+    <w:p>
+      <w:r>
+        <w:rPr>
+          <w:rFonts w:ascii="Times New Roman" w:hAnsi="Times New Roman" w:eastAsia="宋体"/>
+          <w:b w:val="0"/>
+          <w:sz w:val="24"/>
+        </w:rPr>
+        <w:t>5. 万辰 / 卡洛洛索 / 普瑞均胜 / 山东北辰 / 宁波华翔×4 / 宁波凯美晨 / 公牛×7 / 半亩花田×3 / 创维 / 施耐德 / 丹纳赫 / 元气森林 / 玛氏 / 美的-采购成本 / 蟹链 / 集萃苏科思</w:t>
+      </w:r>
+    </w:p>
+    <w:p>
+      <w:r>
+        <w:rPr>
+          <w:rFonts w:ascii="Times New Roman" w:hAnsi="Times New Roman" w:eastAsia="宋体"/>
+          <w:b w:val="0"/>
+          <w:sz w:val="24"/>
+        </w:rPr>
+      </w:r>
+      <w:r>
+        <w:rPr>
+          <w:rFonts w:ascii="Times New Roman" w:hAnsi="Times New Roman" w:eastAsia="宋体"/>
+          <w:b/>
+          <w:sz w:val="24"/>
+        </w:rPr>
+        <w:t>**面试跟进**</w:t>
+      </w:r>
+      <w:r>
+        <w:rPr>
+          <w:rFonts w:ascii="Times New Roman" w:hAnsi="Times New Roman" w:eastAsia="宋体"/>
+          <w:b w:val="0"/>
+          <w:sz w:val="24"/>
+        </w:rPr>
+      </w:r>
+    </w:p>
+    <w:p>
+      <w:r>
+        <w:rPr>
+          <w:rFonts w:ascii="Times New Roman" w:hAnsi="Times New Roman" w:eastAsia="宋体"/>
+          <w:b w:val="0"/>
+          <w:sz w:val="24"/>
+        </w:rPr>
+        <w:t>6. 联合利华 UFLP：跟进面试结果；L2 9 岗：10-08 前联系 HR 问进展</w:t>
+      </w:r>
+    </w:p>
+    <w:p>
+      <w:r>
+        <w:rPr>
+          <w:rFonts w:ascii="Times New Roman" w:hAnsi="Times New Roman" w:eastAsia="宋体"/>
+          <w:b w:val="0"/>
+          <w:sz w:val="24"/>
+        </w:rPr>
+      </w:r>
+      <w:r>
+        <w:rPr>
+          <w:rFonts w:ascii="Times New Roman" w:hAnsi="Times New Roman" w:eastAsia="宋体"/>
+          <w:b/>
+          <w:sz w:val="24"/>
+        </w:rPr>
+        <w:t>**简历补齐**</w:t>
+      </w:r>
+      <w:r>
+        <w:rPr>
+          <w:rFonts w:ascii="Times New Roman" w:hAnsi="Times New Roman" w:eastAsia="宋体"/>
+          <w:b w:val="0"/>
+          <w:sz w:val="24"/>
+        </w:rPr>
+      </w:r>
+    </w:p>
+    <w:p>
+      <w:r>
+        <w:rPr>
+          <w:rFonts w:ascii="Times New Roman" w:hAnsi="Times New Roman" w:eastAsia="宋体"/>
+          <w:b w:val="0"/>
+          <w:sz w:val="24"/>
+        </w:rPr>
+        <w:t>7. 定制万辰 / 丹纳赫 / 元气森林 / 玛氏 / 达能 5 外企；其余 📮/🗂️ 排期</w:t>
+      </w:r>
+    </w:p>
+    <w:p>
+      <w:r>
+        <w:rPr>
+          <w:rFonts w:ascii="Times New Roman" w:hAnsi="Times New Roman" w:eastAsia="宋体"/>
+          <w:b w:val="0"/>
+          <w:sz w:val="24"/>
+        </w:rPr>
+      </w:r>
+      <w:r>
+        <w:rPr>
+          <w:rFonts w:ascii="Times New Roman" w:hAnsi="Times New Roman" w:eastAsia="宋体"/>
+          <w:b/>
+          <w:sz w:val="24"/>
+        </w:rPr>
+        <w:t>**链接复核**</w:t>
+      </w:r>
+      <w:r>
+        <w:rPr>
+          <w:rFonts w:ascii="Times New Roman" w:hAnsi="Times New Roman" w:eastAsia="宋体"/>
+          <w:b w:val="0"/>
+          <w:sz w:val="24"/>
+        </w:rPr>
+      </w:r>
+    </w:p>
+    <w:p>
+      <w:r>
+        <w:rPr>
+          <w:rFonts w:ascii="Times New Roman" w:hAnsi="Times New Roman" w:eastAsia="宋体"/>
+          <w:b w:val="0"/>
+          <w:sz w:val="24"/>
+        </w:rPr>
+        <w:t>8. 登录复核 BOSS×4 + 比亚迪 SPA；核实博西-产品管理实习生城市（南京 vs 济南）</w:t>
+      </w:r>
+    </w:p>
+    <w:p>
+      <w:r>
+        <w:rPr>
+          <w:rFonts w:ascii="Times New Roman" w:hAnsi="Times New Roman" w:eastAsia="宋体"/>
+          <w:b w:val="0"/>
+          <w:sz w:val="24"/>
+        </w:rPr>
+        <w:t>---</w:t>
       </w:r>
     </w:p>
     <w:p>
       <w:pPr>
-        <w:pStyle w:val="Heading1"/>
+        <w:pStyle w:val="Heading2"/>
       </w:pPr>
       <w:r>
         <w:t>七、行动项清单</w:t>
@@ -796,15 +1964,15 @@
     </w:p>
     <w:p>
       <w:pPr>
-        <w:pStyle w:val="Heading2"/>
+        <w:pStyle w:val="Heading3"/>
       </w:pPr>
       <w:r>
-        <w:t>🔴 高优先级（已同步 00_待办清单.md）</w:t>
+        <w:t>🔴 高优先级（已同步 `00_待办清单.md`）</w:t>
       </w:r>
     </w:p>
     <w:tbl>
       <w:tblPr>
-        <w:tblStyle w:val="LightGrid-Accent1"/>
+        <w:tblStyle w:val="TableGrid"/>
         <w:tblW w:type="auto" w:w="0"/>
         <w:tblLook w:firstColumn="1" w:firstRow="1" w:lastColumn="0" w:lastRow="0" w:noHBand="0" w:noVBand="1" w:val="04A0"/>
       </w:tblPr>
@@ -817,14 +1985,14 @@
       <w:tr>
         <w:tc>
           <w:tcPr>
-            <w:tcW w:type="dxa" w:w="720"/>
+            <w:tcW w:type="dxa" w:w="2160"/>
           </w:tcPr>
           <w:p>
-            <w:r/>
             <w:r>
               <w:rPr>
-                <w:b/>
-                <w:sz w:val="21"/>
+                <w:rFonts w:ascii="Times New Roman" w:hAnsi="Times New Roman" w:eastAsia="宋体"/>
+                <w:b w:val="0"/>
+                <w:sz w:val="22"/>
               </w:rPr>
               <w:t>#</w:t>
             </w:r>
@@ -832,14 +2000,14 @@
         </w:tc>
         <w:tc>
           <w:tcPr>
-            <w:tcW w:type="dxa" w:w="6192"/>
+            <w:tcW w:type="dxa" w:w="2160"/>
           </w:tcPr>
           <w:p>
-            <w:r/>
             <w:r>
               <w:rPr>
-                <w:b/>
-                <w:sz w:val="21"/>
+                <w:rFonts w:ascii="Times New Roman" w:hAnsi="Times New Roman" w:eastAsia="宋体"/>
+                <w:b w:val="0"/>
+                <w:sz w:val="22"/>
               </w:rPr>
               <w:t>行动</w:t>
             </w:r>
@@ -847,14 +2015,14 @@
         </w:tc>
         <w:tc>
           <w:tcPr>
-            <w:tcW w:type="dxa" w:w="1728"/>
+            <w:tcW w:type="dxa" w:w="2160"/>
           </w:tcPr>
           <w:p>
-            <w:r/>
             <w:r>
               <w:rPr>
-                <w:b/>
-                <w:sz w:val="21"/>
+                <w:rFonts w:ascii="Times New Roman" w:hAnsi="Times New Roman" w:eastAsia="宋体"/>
+                <w:b w:val="0"/>
+                <w:sz w:val="22"/>
               </w:rPr>
               <w:t>建议截止</w:t>
             </w:r>
@@ -862,14 +2030,14 @@
         </w:tc>
         <w:tc>
           <w:tcPr>
-            <w:tcW w:type="dxa" w:w="1152"/>
+            <w:tcW w:type="dxa" w:w="2160"/>
           </w:tcPr>
           <w:p>
-            <w:r/>
             <w:r>
               <w:rPr>
-                <w:b/>
-                <w:sz w:val="21"/>
+                <w:rFonts w:ascii="Times New Roman" w:hAnsi="Times New Roman" w:eastAsia="宋体"/>
+                <w:b w:val="0"/>
+                <w:sz w:val="22"/>
               </w:rPr>
               <w:t>负责</w:t>
             </w:r>
@@ -879,13 +2047,14 @@
       <w:tr>
         <w:tc>
           <w:tcPr>
-            <w:tcW w:type="dxa" w:w="720"/>
+            <w:tcW w:type="dxa" w:w="2160"/>
           </w:tcPr>
           <w:p>
-            <w:r/>
             <w:r>
               <w:rPr>
-                <w:sz w:val="21"/>
+                <w:rFonts w:ascii="Times New Roman" w:hAnsi="Times New Roman" w:eastAsia="宋体"/>
+                <w:b w:val="0"/>
+                <w:sz w:val="22"/>
               </w:rPr>
               <w:t>1</w:t>
             </w:r>
@@ -893,27 +2062,29 @@
         </w:tc>
         <w:tc>
           <w:tcPr>
-            <w:tcW w:type="dxa" w:w="6192"/>
+            <w:tcW w:type="dxa" w:w="2160"/>
           </w:tcPr>
           <w:p>
-            <w:r/>
             <w:r>
               <w:rPr>
-                <w:sz w:val="21"/>
+                <w:rFonts w:ascii="Times New Roman" w:hAnsi="Times New Roman" w:eastAsia="宋体"/>
+                <w:b w:val="0"/>
+                <w:sz w:val="22"/>
               </w:rPr>
-              <w:t>百威两岗二选一决策 + 立即确认截止日（最早口径 10-06）</w:t>
+              <w:t>百威两岗「二选一」决策 + 立即向 HR 确认截止日（最早口径 10-06）</w:t>
             </w:r>
           </w:p>
         </w:tc>
         <w:tc>
           <w:tcPr>
-            <w:tcW w:type="dxa" w:w="1728"/>
+            <w:tcW w:type="dxa" w:w="2160"/>
           </w:tcPr>
           <w:p>
-            <w:r/>
             <w:r>
               <w:rPr>
-                <w:sz w:val="21"/>
+                <w:rFonts w:ascii="Times New Roman" w:hAnsi="Times New Roman" w:eastAsia="宋体"/>
+                <w:b w:val="0"/>
+                <w:sz w:val="22"/>
               </w:rPr>
               <w:t>10-06</w:t>
             </w:r>
@@ -921,13 +2092,14 @@
         </w:tc>
         <w:tc>
           <w:tcPr>
-            <w:tcW w:type="dxa" w:w="1152"/>
+            <w:tcW w:type="dxa" w:w="2160"/>
           </w:tcPr>
           <w:p>
-            <w:r/>
             <w:r>
               <w:rPr>
-                <w:sz w:val="21"/>
+                <w:rFonts w:ascii="Times New Roman" w:hAnsi="Times New Roman" w:eastAsia="宋体"/>
+                <w:b w:val="0"/>
+                <w:sz w:val="22"/>
               </w:rPr>
               <w:t>文雪</w:t>
             </w:r>
@@ -937,13 +2109,14 @@
       <w:tr>
         <w:tc>
           <w:tcPr>
-            <w:tcW w:type="dxa" w:w="720"/>
+            <w:tcW w:type="dxa" w:w="2160"/>
           </w:tcPr>
           <w:p>
-            <w:r/>
             <w:r>
               <w:rPr>
-                <w:sz w:val="21"/>
+                <w:rFonts w:ascii="Times New Roman" w:hAnsi="Times New Roman" w:eastAsia="宋体"/>
+                <w:b w:val="0"/>
+                <w:sz w:val="22"/>
               </w:rPr>
               <w:t>2</w:t>
             </w:r>
@@ -951,13 +2124,14 @@
         </w:tc>
         <w:tc>
           <w:tcPr>
-            <w:tcW w:type="dxa" w:w="6192"/>
+            <w:tcW w:type="dxa" w:w="2160"/>
           </w:tcPr>
           <w:p>
-            <w:r/>
             <w:r>
               <w:rPr>
-                <w:sz w:val="21"/>
+                <w:rFonts w:ascii="Times New Roman" w:hAnsi="Times New Roman" w:eastAsia="宋体"/>
+                <w:b w:val="0"/>
+                <w:sz w:val="22"/>
               </w:rPr>
               <w:t>投递百事（10-18）/ 沃尔玛（10-18）——简历✅链接✅</w:t>
             </w:r>
@@ -965,13 +2139,14 @@
         </w:tc>
         <w:tc>
           <w:tcPr>
-            <w:tcW w:type="dxa" w:w="1728"/>
+            <w:tcW w:type="dxa" w:w="2160"/>
           </w:tcPr>
           <w:p>
-            <w:r/>
             <w:r>
               <w:rPr>
-                <w:sz w:val="21"/>
+                <w:rFonts w:ascii="Times New Roman" w:hAnsi="Times New Roman" w:eastAsia="宋体"/>
+                <w:b w:val="0"/>
+                <w:sz w:val="22"/>
               </w:rPr>
               <w:t>10-12</w:t>
             </w:r>
@@ -979,13 +2154,14 @@
         </w:tc>
         <w:tc>
           <w:tcPr>
-            <w:tcW w:type="dxa" w:w="1152"/>
+            <w:tcW w:type="dxa" w:w="2160"/>
           </w:tcPr>
           <w:p>
-            <w:r/>
             <w:r>
               <w:rPr>
-                <w:sz w:val="21"/>
+                <w:rFonts w:ascii="Times New Roman" w:hAnsi="Times New Roman" w:eastAsia="宋体"/>
+                <w:b w:val="0"/>
+                <w:sz w:val="22"/>
               </w:rPr>
               <w:t>文雪</w:t>
             </w:r>
@@ -995,13 +2171,14 @@
       <w:tr>
         <w:tc>
           <w:tcPr>
-            <w:tcW w:type="dxa" w:w="720"/>
+            <w:tcW w:type="dxa" w:w="2160"/>
           </w:tcPr>
           <w:p>
-            <w:r/>
             <w:r>
               <w:rPr>
-                <w:sz w:val="21"/>
+                <w:rFonts w:ascii="Times New Roman" w:hAnsi="Times New Roman" w:eastAsia="宋体"/>
+                <w:b w:val="0"/>
+                <w:sz w:val="22"/>
               </w:rPr>
               <w:t>3</w:t>
             </w:r>
@@ -1009,27 +2186,29 @@
         </w:tc>
         <w:tc>
           <w:tcPr>
-            <w:tcW w:type="dxa" w:w="6192"/>
+            <w:tcW w:type="dxa" w:w="2160"/>
           </w:tcPr>
           <w:p>
-            <w:r/>
             <w:r>
               <w:rPr>
-                <w:sz w:val="21"/>
+                <w:rFonts w:ascii="Times New Roman" w:hAnsi="Times New Roman" w:eastAsia="宋体"/>
+                <w:b w:val="0"/>
+                <w:sz w:val="22"/>
               </w:rPr>
-              <w:t>L2 9 岗逾期跟进（10-08 前联系 HR）</w:t>
+              <w:t>L2 9 岗逾期跟进（10-08 前联系 HR 问进展）</w:t>
             </w:r>
           </w:p>
         </w:tc>
         <w:tc>
           <w:tcPr>
-            <w:tcW w:type="dxa" w:w="1728"/>
+            <w:tcW w:type="dxa" w:w="2160"/>
           </w:tcPr>
           <w:p>
-            <w:r/>
             <w:r>
               <w:rPr>
-                <w:sz w:val="21"/>
+                <w:rFonts w:ascii="Times New Roman" w:hAnsi="Times New Roman" w:eastAsia="宋体"/>
+                <w:b w:val="0"/>
+                <w:sz w:val="22"/>
               </w:rPr>
               <w:t>10-08</w:t>
             </w:r>
@@ -1037,13 +2216,14 @@
         </w:tc>
         <w:tc>
           <w:tcPr>
-            <w:tcW w:type="dxa" w:w="1152"/>
+            <w:tcW w:type="dxa" w:w="2160"/>
           </w:tcPr>
           <w:p>
-            <w:r/>
             <w:r>
               <w:rPr>
-                <w:sz w:val="21"/>
+                <w:rFonts w:ascii="Times New Roman" w:hAnsi="Times New Roman" w:eastAsia="宋体"/>
+                <w:b w:val="0"/>
+                <w:sz w:val="22"/>
               </w:rPr>
               <w:t>文雪</w:t>
             </w:r>
@@ -1053,13 +2233,14 @@
       <w:tr>
         <w:tc>
           <w:tcPr>
-            <w:tcW w:type="dxa" w:w="720"/>
+            <w:tcW w:type="dxa" w:w="2160"/>
           </w:tcPr>
           <w:p>
-            <w:r/>
             <w:r>
               <w:rPr>
-                <w:sz w:val="21"/>
+                <w:rFonts w:ascii="Times New Roman" w:hAnsi="Times New Roman" w:eastAsia="宋体"/>
+                <w:b w:val="0"/>
+                <w:sz w:val="22"/>
               </w:rPr>
               <w:t>4</w:t>
             </w:r>
@@ -1067,13 +2248,14 @@
         </w:tc>
         <w:tc>
           <w:tcPr>
-            <w:tcW w:type="dxa" w:w="6192"/>
+            <w:tcW w:type="dxa" w:w="2160"/>
           </w:tcPr>
           <w:p>
-            <w:r/>
             <w:r>
               <w:rPr>
-                <w:sz w:val="21"/>
+                <w:rFonts w:ascii="Times New Roman" w:hAnsi="Times New Roman" w:eastAsia="宋体"/>
+                <w:b w:val="0"/>
+                <w:sz w:val="22"/>
               </w:rPr>
               <w:t>联合利华 UFLP 跟进面试结果</w:t>
             </w:r>
@@ -1081,13 +2263,14 @@
         </w:tc>
         <w:tc>
           <w:tcPr>
-            <w:tcW w:type="dxa" w:w="1728"/>
+            <w:tcW w:type="dxa" w:w="2160"/>
           </w:tcPr>
           <w:p>
-            <w:r/>
             <w:r>
               <w:rPr>
-                <w:sz w:val="21"/>
+                <w:rFonts w:ascii="Times New Roman" w:hAnsi="Times New Roman" w:eastAsia="宋体"/>
+                <w:b w:val="0"/>
+                <w:sz w:val="22"/>
               </w:rPr>
               <w:t>10-08</w:t>
             </w:r>
@@ -1095,13 +2278,14 @@
         </w:tc>
         <w:tc>
           <w:tcPr>
-            <w:tcW w:type="dxa" w:w="1152"/>
+            <w:tcW w:type="dxa" w:w="2160"/>
           </w:tcPr>
           <w:p>
-            <w:r/>
             <w:r>
               <w:rPr>
-                <w:sz w:val="21"/>
+                <w:rFonts w:ascii="Times New Roman" w:hAnsi="Times New Roman" w:eastAsia="宋体"/>
+                <w:b w:val="0"/>
+                <w:sz w:val="22"/>
               </w:rPr>
               <w:t>文雪</w:t>
             </w:r>
@@ -1111,13 +2295,14 @@
       <w:tr>
         <w:tc>
           <w:tcPr>
-            <w:tcW w:type="dxa" w:w="720"/>
+            <w:tcW w:type="dxa" w:w="2160"/>
           </w:tcPr>
           <w:p>
-            <w:r/>
             <w:r>
               <w:rPr>
-                <w:sz w:val="21"/>
+                <w:rFonts w:ascii="Times New Roman" w:hAnsi="Times New Roman" w:eastAsia="宋体"/>
+                <w:b w:val="0"/>
+                <w:sz w:val="22"/>
               </w:rPr>
               <w:t>5</w:t>
             </w:r>
@@ -1125,27 +2310,29 @@
         </w:tc>
         <w:tc>
           <w:tcPr>
-            <w:tcW w:type="dxa" w:w="6192"/>
+            <w:tcW w:type="dxa" w:w="2160"/>
           </w:tcPr>
           <w:p>
-            <w:r/>
             <w:r>
               <w:rPr>
-                <w:sz w:val="21"/>
+                <w:rFonts w:ascii="Times New Roman" w:hAnsi="Times New Roman" w:eastAsia="宋体"/>
+                <w:b w:val="0"/>
+                <w:sz w:val="22"/>
               </w:rPr>
-              <w:t>公牛 7 岗投前与 HR 确认</w:t>
+              <w:t>公牛 7 岗投前与 HR 确认（背调✅、采购/精益/交付简历✅，其余 4 岗简历未定制）</w:t>
             </w:r>
           </w:p>
         </w:tc>
         <w:tc>
           <w:tcPr>
-            <w:tcW w:type="dxa" w:w="1728"/>
+            <w:tcW w:type="dxa" w:w="2160"/>
           </w:tcPr>
           <w:p>
-            <w:r/>
             <w:r>
               <w:rPr>
-                <w:sz w:val="21"/>
+                <w:rFonts w:ascii="Times New Roman" w:hAnsi="Times New Roman" w:eastAsia="宋体"/>
+                <w:b w:val="0"/>
+                <w:sz w:val="22"/>
               </w:rPr>
               <w:t>10 月中</w:t>
             </w:r>
@@ -1153,13 +2340,14 @@
         </w:tc>
         <w:tc>
           <w:tcPr>
-            <w:tcW w:type="dxa" w:w="1152"/>
+            <w:tcW w:type="dxa" w:w="2160"/>
           </w:tcPr>
           <w:p>
-            <w:r/>
             <w:r>
               <w:rPr>
-                <w:sz w:val="21"/>
+                <w:rFonts w:ascii="Times New Roman" w:hAnsi="Times New Roman" w:eastAsia="宋体"/>
+                <w:b w:val="0"/>
+                <w:sz w:val="22"/>
               </w:rPr>
               <w:t>文雪</w:t>
             </w:r>
@@ -1169,13 +2357,14 @@
       <w:tr>
         <w:tc>
           <w:tcPr>
-            <w:tcW w:type="dxa" w:w="720"/>
+            <w:tcW w:type="dxa" w:w="2160"/>
           </w:tcPr>
           <w:p>
-            <w:r/>
             <w:r>
               <w:rPr>
-                <w:sz w:val="21"/>
+                <w:rFonts w:ascii="Times New Roman" w:hAnsi="Times New Roman" w:eastAsia="宋体"/>
+                <w:b w:val="0"/>
+                <w:sz w:val="22"/>
               </w:rPr>
               <w:t>6</w:t>
             </w:r>
@@ -1183,27 +2372,29 @@
         </w:tc>
         <w:tc>
           <w:tcPr>
-            <w:tcW w:type="dxa" w:w="6192"/>
+            <w:tcW w:type="dxa" w:w="2160"/>
           </w:tcPr>
           <w:p>
-            <w:r/>
             <w:r>
               <w:rPr>
-                <w:sz w:val="21"/>
+                <w:rFonts w:ascii="Times New Roman" w:hAnsi="Times New Roman" w:eastAsia="宋体"/>
+                <w:b w:val="0"/>
+                <w:sz w:val="22"/>
               </w:rPr>
-              <w:t>宁波华翔 4 岗投前确认</w:t>
+              <w:t>宁波华翔 4 岗投前确认（助理物流简历✅，其余 3 岗）</w:t>
             </w:r>
           </w:p>
         </w:tc>
         <w:tc>
           <w:tcPr>
-            <w:tcW w:type="dxa" w:w="1728"/>
+            <w:tcW w:type="dxa" w:w="2160"/>
           </w:tcPr>
           <w:p>
-            <w:r/>
             <w:r>
               <w:rPr>
-                <w:sz w:val="21"/>
+                <w:rFonts w:ascii="Times New Roman" w:hAnsi="Times New Roman" w:eastAsia="宋体"/>
+                <w:b w:val="0"/>
+                <w:sz w:val="22"/>
               </w:rPr>
               <w:t>10 月中</w:t>
             </w:r>
@@ -1211,13 +2402,14 @@
         </w:tc>
         <w:tc>
           <w:tcPr>
-            <w:tcW w:type="dxa" w:w="1152"/>
+            <w:tcW w:type="dxa" w:w="2160"/>
           </w:tcPr>
           <w:p>
-            <w:r/>
             <w:r>
               <w:rPr>
-                <w:sz w:val="21"/>
+                <w:rFonts w:ascii="Times New Roman" w:hAnsi="Times New Roman" w:eastAsia="宋体"/>
+                <w:b w:val="0"/>
+                <w:sz w:val="22"/>
               </w:rPr>
               <w:t>文雪</w:t>
             </w:r>
@@ -1227,7 +2419,7 @@
     </w:tbl>
     <w:p>
       <w:pPr>
-        <w:pStyle w:val="Heading2"/>
+        <w:pStyle w:val="Heading3"/>
       </w:pPr>
       <w:r>
         <w:t>🟡 中 / 低优先级</w:t>
@@ -1235,7 +2427,7 @@
     </w:p>
     <w:tbl>
       <w:tblPr>
-        <w:tblStyle w:val="LightGrid-Accent1"/>
+        <w:tblStyle w:val="TableGrid"/>
         <w:tblW w:type="auto" w:w="0"/>
         <w:tblLook w:firstColumn="1" w:firstRow="1" w:lastColumn="0" w:lastRow="0" w:noHBand="0" w:noVBand="1" w:val="04A0"/>
       </w:tblPr>
@@ -1248,14 +2440,14 @@
       <w:tr>
         <w:tc>
           <w:tcPr>
-            <w:tcW w:type="dxa" w:w="720"/>
+            <w:tcW w:type="dxa" w:w="2160"/>
           </w:tcPr>
           <w:p>
-            <w:r/>
             <w:r>
               <w:rPr>
-                <w:b/>
-                <w:sz w:val="21"/>
+                <w:rFonts w:ascii="Times New Roman" w:hAnsi="Times New Roman" w:eastAsia="宋体"/>
+                <w:b w:val="0"/>
+                <w:sz w:val="22"/>
               </w:rPr>
               <w:t>#</w:t>
             </w:r>
@@ -1263,14 +2455,14 @@
         </w:tc>
         <w:tc>
           <w:tcPr>
-            <w:tcW w:type="dxa" w:w="6192"/>
+            <w:tcW w:type="dxa" w:w="2160"/>
           </w:tcPr>
           <w:p>
-            <w:r/>
             <w:r>
               <w:rPr>
-                <w:b/>
-                <w:sz w:val="21"/>
+                <w:rFonts w:ascii="Times New Roman" w:hAnsi="Times New Roman" w:eastAsia="宋体"/>
+                <w:b w:val="0"/>
+                <w:sz w:val="22"/>
               </w:rPr>
               <w:t>行动</w:t>
             </w:r>
@@ -1278,14 +2470,14 @@
         </w:tc>
         <w:tc>
           <w:tcPr>
-            <w:tcW w:type="dxa" w:w="1728"/>
+            <w:tcW w:type="dxa" w:w="2160"/>
           </w:tcPr>
           <w:p>
-            <w:r/>
             <w:r>
               <w:rPr>
-                <w:b/>
-                <w:sz w:val="21"/>
+                <w:rFonts w:ascii="Times New Roman" w:hAnsi="Times New Roman" w:eastAsia="宋体"/>
+                <w:b w:val="0"/>
+                <w:sz w:val="22"/>
               </w:rPr>
               <w:t>建议截止</w:t>
             </w:r>
@@ -1293,14 +2485,14 @@
         </w:tc>
         <w:tc>
           <w:tcPr>
-            <w:tcW w:type="dxa" w:w="1152"/>
+            <w:tcW w:type="dxa" w:w="2160"/>
           </w:tcPr>
           <w:p>
-            <w:r/>
             <w:r>
               <w:rPr>
-                <w:b/>
-                <w:sz w:val="21"/>
+                <w:rFonts w:ascii="Times New Roman" w:hAnsi="Times New Roman" w:eastAsia="宋体"/>
+                <w:b w:val="0"/>
+                <w:sz w:val="22"/>
               </w:rPr>
               <w:t>负责</w:t>
             </w:r>
@@ -1310,13 +2502,14 @@
       <w:tr>
         <w:tc>
           <w:tcPr>
-            <w:tcW w:type="dxa" w:w="720"/>
+            <w:tcW w:type="dxa" w:w="2160"/>
           </w:tcPr>
           <w:p>
-            <w:r/>
             <w:r>
               <w:rPr>
-                <w:sz w:val="21"/>
+                <w:rFonts w:ascii="Times New Roman" w:hAnsi="Times New Roman" w:eastAsia="宋体"/>
+                <w:b w:val="0"/>
+                <w:sz w:val="22"/>
               </w:rPr>
               <w:t>7</w:t>
             </w:r>
@@ -1324,27 +2517,29 @@
         </w:tc>
         <w:tc>
           <w:tcPr>
-            <w:tcW w:type="dxa" w:w="6192"/>
+            <w:tcW w:type="dxa" w:w="2160"/>
           </w:tcPr>
           <w:p>
-            <w:r/>
             <w:r>
               <w:rPr>
-                <w:sz w:val="21"/>
+                <w:rFonts w:ascii="Times New Roman" w:hAnsi="Times New Roman" w:eastAsia="宋体"/>
+                <w:b w:val="0"/>
+                <w:sz w:val="22"/>
               </w:rPr>
-              <w:t>定制万辰/丹纳赫/元气森林/玛氏/达能 简历</w:t>
+              <w:t>定制万辰 / 丹纳赫 / 元气森林 / 玛氏 / 达能 简历（已背调❌未定制）</w:t>
             </w:r>
           </w:p>
         </w:tc>
         <w:tc>
           <w:tcPr>
-            <w:tcW w:type="dxa" w:w="1728"/>
+            <w:tcW w:type="dxa" w:w="2160"/>
           </w:tcPr>
           <w:p>
-            <w:r/>
             <w:r>
               <w:rPr>
-                <w:sz w:val="21"/>
+                <w:rFonts w:ascii="Times New Roman" w:hAnsi="Times New Roman" w:eastAsia="宋体"/>
+                <w:b w:val="0"/>
+                <w:sz w:val="22"/>
               </w:rPr>
               <w:t>10 月中</w:t>
             </w:r>
@@ -1352,15 +2547,16 @@
         </w:tc>
         <w:tc>
           <w:tcPr>
-            <w:tcW w:type="dxa" w:w="1152"/>
+            <w:tcW w:type="dxa" w:w="2160"/>
           </w:tcPr>
           <w:p>
-            <w:r/>
             <w:r>
               <w:rPr>
-                <w:sz w:val="21"/>
+                <w:rFonts w:ascii="Times New Roman" w:hAnsi="Times New Roman" w:eastAsia="宋体"/>
+                <w:b w:val="0"/>
+                <w:sz w:val="22"/>
               </w:rPr>
-              <w:t>文雪+Agent</w:t>
+              <w:t>文雪 + Agent</w:t>
             </w:r>
           </w:p>
         </w:tc>
@@ -1368,13 +2564,14 @@
       <w:tr>
         <w:tc>
           <w:tcPr>
-            <w:tcW w:type="dxa" w:w="720"/>
+            <w:tcW w:type="dxa" w:w="2160"/>
           </w:tcPr>
           <w:p>
-            <w:r/>
             <w:r>
               <w:rPr>
-                <w:sz w:val="21"/>
+                <w:rFonts w:ascii="Times New Roman" w:hAnsi="Times New Roman" w:eastAsia="宋体"/>
+                <w:b w:val="0"/>
+                <w:sz w:val="22"/>
               </w:rPr>
               <w:t>8</w:t>
             </w:r>
@@ -1382,13 +2579,14 @@
         </w:tc>
         <w:tc>
           <w:tcPr>
-            <w:tcW w:type="dxa" w:w="6192"/>
+            <w:tcW w:type="dxa" w:w="2160"/>
           </w:tcPr>
           <w:p>
-            <w:r/>
             <w:r>
               <w:rPr>
-                <w:sz w:val="21"/>
+                <w:rFonts w:ascii="Times New Roman" w:hAnsi="Times New Roman" w:eastAsia="宋体"/>
+                <w:b w:val="0"/>
+                <w:sz w:val="22"/>
               </w:rPr>
               <w:t>投递比亚迪-供应链计划管理类（11-19）/ 计划专员</w:t>
             </w:r>
@@ -1396,13 +2594,14 @@
         </w:tc>
         <w:tc>
           <w:tcPr>
-            <w:tcW w:type="dxa" w:w="1728"/>
+            <w:tcW w:type="dxa" w:w="2160"/>
           </w:tcPr>
           <w:p>
-            <w:r/>
             <w:r>
               <w:rPr>
-                <w:sz w:val="21"/>
+                <w:rFonts w:ascii="Times New Roman" w:hAnsi="Times New Roman" w:eastAsia="宋体"/>
+                <w:b w:val="0"/>
+                <w:sz w:val="22"/>
               </w:rPr>
               <w:t>10-11 月</w:t>
             </w:r>
@@ -1410,13 +2609,14 @@
         </w:tc>
         <w:tc>
           <w:tcPr>
-            <w:tcW w:type="dxa" w:w="1152"/>
+            <w:tcW w:type="dxa" w:w="2160"/>
           </w:tcPr>
           <w:p>
-            <w:r/>
             <w:r>
               <w:rPr>
-                <w:sz w:val="21"/>
+                <w:rFonts w:ascii="Times New Roman" w:hAnsi="Times New Roman" w:eastAsia="宋体"/>
+                <w:b w:val="0"/>
+                <w:sz w:val="22"/>
               </w:rPr>
               <w:t>文雪</w:t>
             </w:r>
@@ -1426,13 +2626,14 @@
       <w:tr>
         <w:tc>
           <w:tcPr>
-            <w:tcW w:type="dxa" w:w="720"/>
+            <w:tcW w:type="dxa" w:w="2160"/>
           </w:tcPr>
           <w:p>
-            <w:r/>
             <w:r>
               <w:rPr>
-                <w:sz w:val="21"/>
+                <w:rFonts w:ascii="Times New Roman" w:hAnsi="Times New Roman" w:eastAsia="宋体"/>
+                <w:b w:val="0"/>
+                <w:sz w:val="22"/>
               </w:rPr>
               <w:t>9</w:t>
             </w:r>
@@ -1440,13 +2641,14 @@
         </w:tc>
         <w:tc>
           <w:tcPr>
-            <w:tcW w:type="dxa" w:w="6192"/>
+            <w:tcW w:type="dxa" w:w="2160"/>
           </w:tcPr>
           <w:p>
-            <w:r/>
             <w:r>
               <w:rPr>
-                <w:sz w:val="21"/>
+                <w:rFonts w:ascii="Times New Roman" w:hAnsi="Times New Roman" w:eastAsia="宋体"/>
+                <w:b w:val="0"/>
+                <w:sz w:val="22"/>
               </w:rPr>
               <w:t>投递奥克斯（10-31）/ 达能营运（10-31）</w:t>
             </w:r>
@@ -1454,13 +2656,14 @@
         </w:tc>
         <w:tc>
           <w:tcPr>
-            <w:tcW w:type="dxa" w:w="1728"/>
+            <w:tcW w:type="dxa" w:w="2160"/>
           </w:tcPr>
           <w:p>
-            <w:r/>
             <w:r>
               <w:rPr>
-                <w:sz w:val="21"/>
+                <w:rFonts w:ascii="Times New Roman" w:hAnsi="Times New Roman" w:eastAsia="宋体"/>
+                <w:b w:val="0"/>
+                <w:sz w:val="22"/>
               </w:rPr>
               <w:t>10 月</w:t>
             </w:r>
@@ -1468,13 +2671,14 @@
         </w:tc>
         <w:tc>
           <w:tcPr>
-            <w:tcW w:type="dxa" w:w="1152"/>
+            <w:tcW w:type="dxa" w:w="2160"/>
           </w:tcPr>
           <w:p>
-            <w:r/>
             <w:r>
               <w:rPr>
-                <w:sz w:val="21"/>
+                <w:rFonts w:ascii="Times New Roman" w:hAnsi="Times New Roman" w:eastAsia="宋体"/>
+                <w:b w:val="0"/>
+                <w:sz w:val="22"/>
               </w:rPr>
               <w:t>文雪</w:t>
             </w:r>
@@ -1484,13 +2688,14 @@
       <w:tr>
         <w:tc>
           <w:tcPr>
-            <w:tcW w:type="dxa" w:w="720"/>
+            <w:tcW w:type="dxa" w:w="2160"/>
           </w:tcPr>
           <w:p>
-            <w:r/>
             <w:r>
               <w:rPr>
-                <w:sz w:val="21"/>
+                <w:rFonts w:ascii="Times New Roman" w:hAnsi="Times New Roman" w:eastAsia="宋体"/>
+                <w:b w:val="0"/>
+                <w:sz w:val="22"/>
               </w:rPr>
               <w:t>10</w:t>
             </w:r>
@@ -1498,27 +2703,29 @@
         </w:tc>
         <w:tc>
           <w:tcPr>
-            <w:tcW w:type="dxa" w:w="6192"/>
+            <w:tcW w:type="dxa" w:w="2160"/>
           </w:tcPr>
           <w:p>
-            <w:r/>
             <w:r>
               <w:rPr>
-                <w:sz w:val="21"/>
+                <w:rFonts w:ascii="Times New Roman" w:hAnsi="Times New Roman" w:eastAsia="宋体"/>
+                <w:b w:val="0"/>
+                <w:sz w:val="22"/>
               </w:rPr>
-              <w:t>登录复核 BOSS×4 + 比亚迪 SPA；核实博西城市</w:t>
+              <w:t>登录复核 BOSS×4 + 比亚迪 SPA；核实博西产品管理实习生城市</w:t>
             </w:r>
           </w:p>
         </w:tc>
         <w:tc>
           <w:tcPr>
-            <w:tcW w:type="dxa" w:w="1728"/>
+            <w:tcW w:type="dxa" w:w="2160"/>
           </w:tcPr>
           <w:p>
-            <w:r/>
             <w:r>
               <w:rPr>
-                <w:sz w:val="21"/>
+                <w:rFonts w:ascii="Times New Roman" w:hAnsi="Times New Roman" w:eastAsia="宋体"/>
+                <w:b w:val="0"/>
+                <w:sz w:val="22"/>
               </w:rPr>
               <w:t>10 月</w:t>
             </w:r>
@@ -1526,13 +2733,14 @@
         </w:tc>
         <w:tc>
           <w:tcPr>
-            <w:tcW w:type="dxa" w:w="1152"/>
+            <w:tcW w:type="dxa" w:w="2160"/>
           </w:tcPr>
           <w:p>
-            <w:r/>
             <w:r>
               <w:rPr>
-                <w:sz w:val="21"/>
+                <w:rFonts w:ascii="Times New Roman" w:hAnsi="Times New Roman" w:eastAsia="宋体"/>
+                <w:b w:val="0"/>
+                <w:sz w:val="22"/>
               </w:rPr>
               <w:t>文雪</w:t>
             </w:r>
@@ -1542,13 +2750,14 @@
       <w:tr>
         <w:tc>
           <w:tcPr>
-            <w:tcW w:type="dxa" w:w="720"/>
+            <w:tcW w:type="dxa" w:w="2160"/>
           </w:tcPr>
           <w:p>
-            <w:r/>
             <w:r>
               <w:rPr>
-                <w:sz w:val="21"/>
+                <w:rFonts w:ascii="Times New Roman" w:hAnsi="Times New Roman" w:eastAsia="宋体"/>
+                <w:b w:val="0"/>
+                <w:sz w:val="22"/>
               </w:rPr>
               <w:t>11</w:t>
             </w:r>
@@ -1556,27 +2765,29 @@
         </w:tc>
         <w:tc>
           <w:tcPr>
-            <w:tcW w:type="dxa" w:w="6192"/>
+            <w:tcW w:type="dxa" w:w="2160"/>
           </w:tcPr>
           <w:p>
-            <w:r/>
             <w:r>
               <w:rPr>
-                <w:sz w:val="21"/>
+                <w:rFonts w:ascii="Times New Roman" w:hAnsi="Times New Roman" w:eastAsia="宋体"/>
+                <w:b w:val="0"/>
+                <w:sz w:val="22"/>
               </w:rPr>
-              <w:t>半亩花田 6 岗评估推进</w:t>
+              <w:t>半亩花田 6 岗评估推进（J10968 已核✅）</w:t>
             </w:r>
           </w:p>
         </w:tc>
         <w:tc>
           <w:tcPr>
-            <w:tcW w:type="dxa" w:w="1728"/>
+            <w:tcW w:type="dxa" w:w="2160"/>
           </w:tcPr>
           <w:p>
-            <w:r/>
             <w:r>
               <w:rPr>
-                <w:sz w:val="21"/>
+                <w:rFonts w:ascii="Times New Roman" w:hAnsi="Times New Roman" w:eastAsia="宋体"/>
+                <w:b w:val="0"/>
+                <w:sz w:val="22"/>
               </w:rPr>
               <w:t>10 月</w:t>
             </w:r>
@@ -1584,13 +2795,14 @@
         </w:tc>
         <w:tc>
           <w:tcPr>
-            <w:tcW w:type="dxa" w:w="1152"/>
+            <w:tcW w:type="dxa" w:w="2160"/>
           </w:tcPr>
           <w:p>
-            <w:r/>
             <w:r>
               <w:rPr>
-                <w:sz w:val="21"/>
+                <w:rFonts w:ascii="Times New Roman" w:hAnsi="Times New Roman" w:eastAsia="宋体"/>
+                <w:b w:val="0"/>
+                <w:sz w:val="22"/>
               </w:rPr>
               <w:t>文雪</w:t>
             </w:r>
@@ -1598,8 +2810,555 @@
         </w:tc>
       </w:tr>
     </w:tbl>
+    <w:p>
+      <w:pPr>
+        <w:ind w:left="240"/>
+      </w:pPr>
+      <w:r>
+        <w:t>**待办清单回写核对**：本轮逐条实查产物目录（`02_定制简历库/`、`03_笔面试题库/`、`04_实战复盘/`）——已确认既往 Skill 3/4/5 产物与清单勾销一致；未发现"已完成未勾销"滞后项（本次新增 W41 行动项已同步）。</w:t>
+      </w:r>
+      <w:r>
+        <w:rPr>
+          <w:rFonts w:ascii="Times New Roman" w:hAnsi="Times New Roman" w:eastAsia="宋体"/>
+          <w:b w:val="0"/>
+          <w:color w:val="666666"/>
+          <w:sz w:val="22"/>
+        </w:rPr>
+      </w:r>
+      <w:r>
+        <w:rPr>
+          <w:rFonts w:ascii="Times New Roman" w:hAnsi="Times New Roman" w:eastAsia="宋体"/>
+          <w:b/>
+          <w:color w:val="666666"/>
+          <w:sz w:val="22"/>
+        </w:rPr>
+        <w:t>**待办清单回写核对**</w:t>
+      </w:r>
+      <w:r>
+        <w:rPr>
+          <w:rFonts w:ascii="Times New Roman" w:hAnsi="Times New Roman" w:eastAsia="宋体"/>
+          <w:b w:val="0"/>
+          <w:color w:val="666666"/>
+          <w:sz w:val="22"/>
+        </w:rPr>
+        <w:t>：本轮逐条实查产物目录（02_定制简历库/、03_笔面试题库/、04_实战复盘/）——已确认既往 Skill 3/4/5 产物与清单勾销一致；未发现"已完成未勾销"滞后项（本次新增 W41 行动项已同步）。</w:t>
+      </w:r>
+    </w:p>
+    <w:p>
+      <w:r>
+        <w:rPr>
+          <w:rFonts w:ascii="Times New Roman" w:hAnsi="Times New Roman" w:eastAsia="宋体"/>
+          <w:b w:val="0"/>
+          <w:sz w:val="24"/>
+        </w:rPr>
+        <w:t>---</w:t>
+      </w:r>
+    </w:p>
+    <w:p>
+      <w:pPr>
+        <w:pStyle w:val="Heading2"/>
+      </w:pPr>
+      <w:r>
+        <w:t>八、2026-10-11 巡检增量（Skill 6 第二层·W41 周中复核）</w:t>
+      </w:r>
+    </w:p>
+    <w:p>
+      <w:pPr>
+        <w:ind w:left="240"/>
+      </w:pPr>
+      <w:r>
+        <w:t>执行日期：2026-10-11（W41 周日）｜同周首日 10-05 已生成本周报与巡检记录，本增量为周中刷新，覆盖 10-06~10-11 的存量变化。</w:t>
+      </w:r>
+      <w:r>
+        <w:rPr>
+          <w:rFonts w:ascii="Times New Roman" w:hAnsi="Times New Roman" w:eastAsia="宋体"/>
+          <w:b w:val="0"/>
+          <w:color w:val="666666"/>
+          <w:sz w:val="22"/>
+        </w:rPr>
+        <w:t>执行日期：2026-10-11（W41 周日）｜同周首日 10-05 已生成本周报与巡检记录，本增量为周中刷新，覆盖 10-06~10-11 的存量变化。</w:t>
+      </w:r>
+    </w:p>
+    <w:p>
+      <w:pPr>
+        <w:pStyle w:val="Heading3"/>
+      </w:pPr>
+      <w:r>
+        <w:t>8.1 本周新增进展（10-06 ~ 10-11）</w:t>
+      </w:r>
+    </w:p>
+    <w:p>
+      <w:pPr>
+        <w:pStyle w:val="ListBullet"/>
+      </w:pPr>
+      <w:r>
+        <w:rPr>
+          <w:rFonts w:ascii="Times New Roman" w:hAnsi="Times New Roman" w:eastAsia="宋体"/>
+          <w:b w:val="0"/>
+          <w:sz w:val="24"/>
+        </w:rPr>
+        <w:t xml:space="preserve">- </w:t>
+      </w:r>
+      <w:r>
+        <w:rPr>
+          <w:rFonts w:ascii="Times New Roman" w:hAnsi="Times New Roman" w:eastAsia="宋体"/>
+          <w:b/>
+          <w:sz w:val="24"/>
+        </w:rPr>
+        <w:t>**岗位收录与背调（Skill 1 / 2）**</w:t>
+      </w:r>
+      <w:r>
+        <w:rPr>
+          <w:rFonts w:ascii="Times New Roman" w:hAnsi="Times New Roman" w:eastAsia="宋体"/>
+          <w:b w:val="0"/>
+          <w:sz w:val="24"/>
+        </w:rPr>
+      </w:r>
+    </w:p>
+    <w:p>
+      <w:pPr>
+        <w:pStyle w:val="ListBullet"/>
+      </w:pPr>
+      <w:r>
+        <w:rPr>
+          <w:rFonts w:ascii="Times New Roman" w:hAnsi="Times New Roman" w:eastAsia="宋体"/>
+          <w:b w:val="0"/>
+          <w:sz w:val="24"/>
+        </w:rPr>
+        <w:t xml:space="preserve">- 2026-10-06 </w:t>
+      </w:r>
+      <w:r>
+        <w:rPr>
+          <w:rFonts w:ascii="Times New Roman" w:hAnsi="Times New Roman" w:eastAsia="宋体"/>
+          <w:b/>
+          <w:sz w:val="24"/>
+        </w:rPr>
+        <w:t>**创盈控股-采购实习生-宁波（2027届）（采购）**</w:t>
+      </w:r>
+      <w:r>
+        <w:rPr>
+          <w:rFonts w:ascii="Times New Roman" w:hAnsi="Times New Roman" w:eastAsia="宋体"/>
+          <w:b w:val="0"/>
+          <w:sz w:val="24"/>
+        </w:rPr>
+        <w:t>（73 分·稳妥档·宁波·BOSS直聘）经 Skill 1 收录 → 🆕 新收录（推荐投递）；✅ 公司主体已核实＝宁波创盈控股集团（2010 创立、子公司十余家、2024 出口额超 1 亿美金）。</w:t>
+      </w:r>
+    </w:p>
+    <w:p>
+      <w:pPr>
+        <w:pStyle w:val="ListBullet"/>
+      </w:pPr>
+      <w:r>
+        <w:rPr>
+          <w:rFonts w:ascii="Times New Roman" w:hAnsi="Times New Roman" w:eastAsia="宋体"/>
+          <w:b w:val="0"/>
+          <w:sz w:val="24"/>
+        </w:rPr>
+        <w:t xml:space="preserve">- 2026-10-06 </w:t>
+      </w:r>
+      <w:r>
+        <w:rPr>
+          <w:rFonts w:ascii="Times New Roman" w:hAnsi="Times New Roman" w:eastAsia="宋体"/>
+          <w:b/>
+          <w:sz w:val="24"/>
+        </w:rPr>
+        <w:t>**万策智能-供应链实习生-宁波（2027届）（物流供应链）**</w:t>
+      </w:r>
+      <w:r>
+        <w:rPr>
+          <w:rFonts w:ascii="Times New Roman" w:hAnsi="Times New Roman" w:eastAsia="宋体"/>
+          <w:b w:val="0"/>
+          <w:sz w:val="24"/>
+        </w:rPr>
+        <w:t>（68 分·保底档·宁波·BOSS直聘）经 Skill 1 收录 → 🗂️ 备选；真实主体＝宁波万策智能软件有限公司（BOSS 展示别字「万骞」，用户确认实为「万策」）。</w:t>
+      </w:r>
+    </w:p>
+    <w:p>
+      <w:pPr>
+        <w:pStyle w:val="ListBullet"/>
+      </w:pPr>
+      <w:r>
+        <w:rPr>
+          <w:rFonts w:ascii="Times New Roman" w:hAnsi="Times New Roman" w:eastAsia="宋体"/>
+          <w:b w:val="0"/>
+          <w:sz w:val="24"/>
+        </w:rPr>
+        <w:t>- 2026-10-06 万策智能完成 Skill 2 背调（六大板块，背调报告 md + docx；准入判断「部分符合/不符合（边缘）」、综合推荐 ★★☆☆☆）→ 状态 ✅ 已背调。</w:t>
+      </w:r>
+    </w:p>
+    <w:p>
+      <w:pPr>
+        <w:pStyle w:val="ListBullet"/>
+      </w:pPr>
+      <w:r>
+        <w:rPr>
+          <w:rFonts w:ascii="Times New Roman" w:hAnsi="Times New Roman" w:eastAsia="宋体"/>
+          <w:b w:val="0"/>
+          <w:sz w:val="24"/>
+        </w:rPr>
+        <w:t xml:space="preserve">- </w:t>
+      </w:r>
+      <w:r>
+        <w:rPr>
+          <w:rFonts w:ascii="Times New Roman" w:hAnsi="Times New Roman" w:eastAsia="宋体"/>
+          <w:b/>
+          <w:sz w:val="24"/>
+        </w:rPr>
+        <w:t>**简历定制（Skill 3）**</w:t>
+      </w:r>
+      <w:r>
+        <w:rPr>
+          <w:rFonts w:ascii="Times New Roman" w:hAnsi="Times New Roman" w:eastAsia="宋体"/>
+          <w:b w:val="0"/>
+          <w:sz w:val="24"/>
+        </w:rPr>
+        <w:t>：2026-10-07 万策智能完成 Skill 3 简历定制（运营管理方向底版，md+docx+pdf+ATS 检测，ATS 核心关键词匹配 100%·优秀、1 页留白 2.79 行）→ 状态 📮 待投递。</w:t>
+      </w:r>
+    </w:p>
+    <w:p>
+      <w:pPr>
+        <w:pStyle w:val="ListBullet"/>
+      </w:pPr>
+      <w:r>
+        <w:rPr>
+          <w:rFonts w:ascii="Times New Roman" w:hAnsi="Times New Roman" w:eastAsia="宋体"/>
+          <w:b w:val="0"/>
+          <w:sz w:val="24"/>
+        </w:rPr>
+        <w:t xml:space="preserve">- </w:t>
+      </w:r>
+      <w:r>
+        <w:rPr>
+          <w:rFonts w:ascii="Times New Roman" w:hAnsi="Times New Roman" w:eastAsia="宋体"/>
+          <w:b/>
+          <w:sz w:val="24"/>
+        </w:rPr>
+        <w:t>**代码库推送**</w:t>
+      </w:r>
+      <w:r>
+        <w:rPr>
+          <w:rFonts w:ascii="Times New Roman" w:hAnsi="Times New Roman" w:eastAsia="宋体"/>
+          <w:b w:val="0"/>
+          <w:sz w:val="24"/>
+        </w:rPr>
+        <w:t>：2026-10-07 本地累计 5 个提交（dbd16ed/3827221/969db0e/11d4e33/a78661c）已 push 至 GitHub（origin main 同步）。</w:t>
+      </w:r>
+    </w:p>
+    <w:p>
+      <w:pPr>
+        <w:pStyle w:val="Heading3"/>
+      </w:pPr>
+      <w:r>
+        <w:t>8.2 本次巡检结果（2026-10-11）</w:t>
+      </w:r>
+    </w:p>
+    <w:p>
+      <w:pPr>
+        <w:pStyle w:val="ListBullet"/>
+      </w:pPr>
+      <w:r>
+        <w:rPr>
+          <w:rFonts w:ascii="Times New Roman" w:hAnsi="Times New Roman" w:eastAsia="宋体"/>
+          <w:b w:val="0"/>
+          <w:sz w:val="24"/>
+        </w:rPr>
+        <w:t xml:space="preserve">- 审计基线：.tools/audit_jobs.py → </w:t>
+      </w:r>
+      <w:r>
+        <w:rPr>
+          <w:rFonts w:ascii="Times New Roman" w:hAnsi="Times New Roman" w:eastAsia="宋体"/>
+          <w:b/>
+          <w:sz w:val="24"/>
+        </w:rPr>
+        <w:t>**58 岗 / 0 问题**</w:t>
+      </w:r>
+      <w:r>
+        <w:rPr>
+          <w:rFonts w:ascii="Times New Roman" w:hAnsi="Times New Roman" w:eastAsia="宋体"/>
+          <w:b w:val="0"/>
+          <w:sz w:val="24"/>
+        </w:rPr>
+        <w:t>。</w:t>
+      </w:r>
+    </w:p>
+    <w:p>
+      <w:pPr>
+        <w:pStyle w:val="ListBullet"/>
+      </w:pPr>
+      <w:r>
+        <w:rPr>
+          <w:rFonts w:ascii="Times New Roman" w:hAnsi="Times New Roman" w:eastAsia="宋体"/>
+          <w:b w:val="0"/>
+          <w:sz w:val="24"/>
+        </w:rPr>
+        <w:t xml:space="preserve">- 全库 58 岗 最后检查日期 刷新为 2026-10-11；9 个 L2 岗位 下次跟进时间 由逾期（10-08）续期至 </w:t>
+      </w:r>
+      <w:r>
+        <w:rPr>
+          <w:rFonts w:ascii="Times New Roman" w:hAnsi="Times New Roman" w:eastAsia="宋体"/>
+          <w:b/>
+          <w:sz w:val="24"/>
+        </w:rPr>
+        <w:t>**2026-10-14**</w:t>
+      </w:r>
+      <w:r>
+        <w:rPr>
+          <w:rFonts w:ascii="Times New Roman" w:hAnsi="Times New Roman" w:eastAsia="宋体"/>
+          <w:b w:val="0"/>
+          <w:sz w:val="24"/>
+        </w:rPr>
+        <w:t>。</w:t>
+      </w:r>
+    </w:p>
+    <w:p>
+      <w:pPr>
+        <w:pStyle w:val="ListBullet"/>
+      </w:pPr>
+      <w:r>
+        <w:rPr>
+          <w:rFonts w:ascii="Times New Roman" w:hAnsi="Times New Roman" w:eastAsia="宋体"/>
+          <w:b w:val="0"/>
+          <w:sz w:val="24"/>
+        </w:rPr>
+        <w:t>- 链接核验：本次对可免登录门户（半亩花田北森、美的校招、比亚迪官网）做 WebFetch 抽查，</w:t>
+      </w:r>
+      <w:r>
+        <w:rPr>
+          <w:rFonts w:ascii="Times New Roman" w:hAnsi="Times New Roman" w:eastAsia="宋体"/>
+          <w:b/>
+          <w:sz w:val="24"/>
+        </w:rPr>
+        <w:t>**三站均因 JS 渲染/网络不可达未能取到岗位列表**</w:t>
+      </w:r>
+      <w:r>
+        <w:rPr>
+          <w:rFonts w:ascii="Times New Roman" w:hAnsi="Times New Roman" w:eastAsia="宋体"/>
+          <w:b w:val="0"/>
+          <w:sz w:val="24"/>
+        </w:rPr>
+        <w:t>；按「失败≠失效」原则，L1 组链接有效性</w:t>
+      </w:r>
+      <w:r>
+        <w:rPr>
+          <w:rFonts w:ascii="Times New Roman" w:hAnsi="Times New Roman" w:eastAsia="宋体"/>
+          <w:b/>
+          <w:sz w:val="24"/>
+        </w:rPr>
+        <w:t>**沿用 10-05 人工核验结论（✅ 有效，0 ⚠️）**</w:t>
+      </w:r>
+      <w:r>
+        <w:rPr>
+          <w:rFonts w:ascii="Times New Roman" w:hAnsi="Times New Roman" w:eastAsia="宋体"/>
+          <w:b w:val="0"/>
+          <w:sz w:val="24"/>
+        </w:rPr>
+        <w:t>，不降级。需登录的 BOSS×4 + 比亚迪 SPA 仍待你复核。</w:t>
+      </w:r>
+    </w:p>
+    <w:p>
+      <w:pPr>
+        <w:pStyle w:val="ListBullet"/>
+      </w:pPr>
+      <w:r>
+        <w:rPr>
+          <w:rFonts w:ascii="Times New Roman" w:hAnsi="Times New Roman" w:eastAsia="宋体"/>
+          <w:b w:val="0"/>
+          <w:sz w:val="24"/>
+        </w:rPr>
+        <w:t>- 截止临近：百事 / 沃尔玛（10-18，距今天 7 天边界）→ 🔴 高优；联合利华（10-12，面试中）→ 🟡 提醒。</w:t>
+      </w:r>
+    </w:p>
+    <w:p>
+      <w:pPr>
+        <w:pStyle w:val="Heading3"/>
+      </w:pPr>
+      <w:r>
+        <w:t>8.3 截至 2026-10-11 全库最新口径（覆盖本节开头 10-05 快照）</w:t>
+      </w:r>
+    </w:p>
+    <w:p>
+      <w:pPr>
+        <w:pStyle w:val="ListBullet"/>
+      </w:pPr>
+      <w:r>
+        <w:rPr>
+          <w:rFonts w:ascii="Times New Roman" w:hAnsi="Times New Roman" w:eastAsia="宋体"/>
+          <w:b w:val="0"/>
+          <w:sz w:val="24"/>
+        </w:rPr>
+        <w:t xml:space="preserve">- </w:t>
+      </w:r>
+      <w:r>
+        <w:rPr>
+          <w:rFonts w:ascii="Times New Roman" w:hAnsi="Times New Roman" w:eastAsia="宋体"/>
+          <w:b/>
+          <w:sz w:val="24"/>
+        </w:rPr>
+        <w:t>**岗位总量**</w:t>
+      </w:r>
+      <w:r>
+        <w:rPr>
+          <w:rFonts w:ascii="Times New Roman" w:hAnsi="Times New Roman" w:eastAsia="宋体"/>
+          <w:b w:val="0"/>
+          <w:sz w:val="24"/>
+        </w:rPr>
+        <w:t>：58 个（与 10-05 持平；万策 10-06~07 由 🗂️备选→✅已背调→📮待投递，净变动 0）。</w:t>
+      </w:r>
+    </w:p>
+    <w:p>
+      <w:pPr>
+        <w:pStyle w:val="ListBullet"/>
+      </w:pPr>
+      <w:r>
+        <w:rPr>
+          <w:rFonts w:ascii="Times New Roman" w:hAnsi="Times New Roman" w:eastAsia="宋体"/>
+          <w:b w:val="0"/>
+          <w:sz w:val="24"/>
+        </w:rPr>
+        <w:t xml:space="preserve">- </w:t>
+      </w:r>
+      <w:r>
+        <w:rPr>
+          <w:rFonts w:ascii="Times New Roman" w:hAnsi="Times New Roman" w:eastAsia="宋体"/>
+          <w:b/>
+          <w:sz w:val="24"/>
+        </w:rPr>
+        <w:t>**分档**</w:t>
+      </w:r>
+      <w:r>
+        <w:rPr>
+          <w:rFonts w:ascii="Times New Roman" w:hAnsi="Times New Roman" w:eastAsia="宋体"/>
+          <w:b w:val="0"/>
+          <w:sz w:val="24"/>
+        </w:rPr>
+        <w:t>：🚀 冲刺 7 / ✅ 稳妥 34 / 🗂️ 保底 17。</w:t>
+      </w:r>
+    </w:p>
+    <w:p>
+      <w:pPr>
+        <w:pStyle w:val="ListBullet"/>
+      </w:pPr>
+      <w:r>
+        <w:rPr>
+          <w:rFonts w:ascii="Times New Roman" w:hAnsi="Times New Roman" w:eastAsia="宋体"/>
+          <w:b w:val="0"/>
+          <w:sz w:val="24"/>
+        </w:rPr>
+        <w:t xml:space="preserve">- </w:t>
+      </w:r>
+      <w:r>
+        <w:rPr>
+          <w:rFonts w:ascii="Times New Roman" w:hAnsi="Times New Roman" w:eastAsia="宋体"/>
+          <w:b/>
+          <w:sz w:val="24"/>
+        </w:rPr>
+        <w:t>**状态分布**</w:t>
+      </w:r>
+      <w:r>
+        <w:rPr>
+          <w:rFonts w:ascii="Times New Roman" w:hAnsi="Times New Roman" w:eastAsia="宋体"/>
+          <w:b w:val="0"/>
+          <w:sz w:val="24"/>
+        </w:rPr>
+        <w:t>：✅ 已背调 8 ｜ 📮 待投递 25 ｜ ✉️ 已投递 8 ｜ 📞 面试中 1 ｜ 🆕 新收录 6 ｜ 🗂️ 备选 10 ｜ ❌ 淘汰（红线）0（合计 58）。</w:t>
+      </w:r>
+    </w:p>
+    <w:p>
+      <w:pPr>
+        <w:pStyle w:val="ListBullet"/>
+      </w:pPr>
+      <w:r>
+        <w:rPr>
+          <w:rFonts w:ascii="Times New Roman" w:hAnsi="Times New Roman" w:eastAsia="宋体"/>
+          <w:b w:val="0"/>
+          <w:sz w:val="24"/>
+        </w:rPr>
+        <w:t xml:space="preserve">- </w:t>
+      </w:r>
+      <w:r>
+        <w:rPr>
+          <w:rFonts w:ascii="Times New Roman" w:hAnsi="Times New Roman" w:eastAsia="宋体"/>
+          <w:b/>
+          <w:sz w:val="24"/>
+        </w:rPr>
+        <w:t>**巡检基数**</w:t>
+      </w:r>
+      <w:r>
+        <w:rPr>
+          <w:rFonts w:ascii="Times New Roman" w:hAnsi="Times New Roman" w:eastAsia="宋体"/>
+          <w:b w:val="0"/>
+          <w:sz w:val="24"/>
+        </w:rPr>
+        <w:t>：L1 在招 49 / L2 跟踪 9 / L3 终态 0。</w:t>
+      </w:r>
+    </w:p>
+    <w:p>
+      <w:pPr>
+        <w:pStyle w:val="Heading3"/>
+      </w:pPr>
+      <w:r>
+        <w:t>8.4 行动项同步（待办清单）</w:t>
+      </w:r>
+    </w:p>
+    <w:p>
+      <w:pPr>
+        <w:pStyle w:val="ListBullet"/>
+      </w:pPr>
+      <w:r>
+        <w:rPr>
+          <w:rFonts w:ascii="Times New Roman" w:hAnsi="Times New Roman" w:eastAsia="宋体"/>
+          <w:b w:val="0"/>
+          <w:sz w:val="24"/>
+        </w:rPr>
+        <w:t>- 勾销 4 条与 L2 跟进 / W41 高优重复的单条（小米、联合利华、百事、沃尔玛的早期条目已并入 L2 9 岗跟进或 W41 高优），避免滞后重复。</w:t>
+      </w:r>
+    </w:p>
+    <w:p>
+      <w:pPr>
+        <w:pStyle w:val="ListBullet"/>
+      </w:pPr>
+      <w:r>
+        <w:rPr>
+          <w:rFonts w:ascii="Times New Roman" w:hAnsi="Times New Roman" w:eastAsia="宋体"/>
+          <w:b w:val="0"/>
+          <w:sz w:val="24"/>
+        </w:rPr>
+        <w:t>- L2 9 岗跟进说明更新为「下次跟进 10-14 前联系 HR 问进展」。</w:t>
+      </w:r>
+    </w:p>
+    <w:p>
+      <w:pPr>
+        <w:pStyle w:val="ListBullet"/>
+      </w:pPr>
+      <w:r>
+        <w:rPr>
+          <w:rFonts w:ascii="Times New Roman" w:hAnsi="Times New Roman" w:eastAsia="宋体"/>
+          <w:b w:val="0"/>
+          <w:sz w:val="24"/>
+        </w:rPr>
+        <w:t>- 其余 W41 高优/中优行动项（百威二选一、公牛 7 岗、华翔 4 岗、奥克斯、达能、宁波凯美晨等）维持，进度未变。</w:t>
+      </w:r>
+    </w:p>
+    <w:p>
+      <w:pPr>
+        <w:ind w:left="240"/>
+      </w:pPr>
+      <w:r>
+        <w:t>待办清单回写核对（强制项）：本轮逐条实查产物目录——万策简历（md+docx+pdf+ATS）已生成并勾销 ✅；创盈简历已勾销 ✅；其余 Skill 3/4/5 产物与清单一致；未发现"已完成未勾销"滞后项（除已勾销的 4 条重复）。</w:t>
+      </w:r>
+      <w:r>
+        <w:rPr>
+          <w:rFonts w:ascii="Times New Roman" w:hAnsi="Times New Roman" w:eastAsia="宋体"/>
+          <w:b w:val="0"/>
+          <w:color w:val="666666"/>
+          <w:sz w:val="22"/>
+        </w:rPr>
+        <w:t>待办清单回写核对（强制项）：本轮逐条实查产物目录——万策简历（md+docx+pdf+ATS）已生成并勾销 ✅；创盈简历已勾销 ✅；其余 Skill 3/4/5 产物与清单一致；未发现"已完成未勾销"滞后项（除已勾销的 4 条重复）。</w:t>
+      </w:r>
+    </w:p>
     <w:sectPr>
-      <w:footerReference w:type="default" r:id="rId9"/>
+      <w:headerReference w:type="default" r:id="rId9"/>
+      <w:footerReference w:type="default" r:id="rId10"/>
       <w:pgSz w:w="12240" w:h="15840"/>
       <w:pgMar w:top="1440" w:right="1800" w:bottom="1440" w:left="1800" w:header="720" w:footer="720" w:gutter="0"/>
       <w:cols w:space="720"/>
@@ -1617,16 +3376,81 @@
       <w:jc w:val="center"/>
     </w:pPr>
     <w:r>
-      <w:fldSimple w:instr="PAGE"/>
+      <w:rPr>
+        <w:rFonts w:ascii="Times New Roman" w:hAnsi="Times New Roman" w:eastAsia="宋体"/>
+        <w:b w:val="0"/>
+        <w:sz w:val="18"/>
+      </w:rPr>
+      <w:t xml:space="preserve">第 </w:t>
     </w:r>
     <w:r>
-      <w:t xml:space="preserve"> / </w:t>
+      <w:fldChar w:fldCharType="begin"/>
     </w:r>
     <w:r>
-      <w:fldSimple w:instr="NUMPAGES"/>
+      <w:instrText xml:space="preserve">PAGE</w:instrText>
+    </w:r>
+    <w:r>
+      <w:fldChar w:fldCharType="separate"/>
+    </w:r>
+    <w:r>
+      <w:t>右键更新域以生成目录</w:t>
+    </w:r>
+    <w:r>
+      <w:fldChar w:fldCharType="end"/>
+    </w:r>
+    <w:r>
+      <w:rPr>
+        <w:rFonts w:ascii="Times New Roman" w:hAnsi="Times New Roman" w:eastAsia="宋体"/>
+        <w:b w:val="0"/>
+        <w:sz w:val="18"/>
+      </w:rPr>
+      <w:t xml:space="preserve"> 页 / 共 </w:t>
+    </w:r>
+    <w:r>
+      <w:fldChar w:fldCharType="begin"/>
+    </w:r>
+    <w:r>
+      <w:instrText xml:space="preserve">NUMPAGES</w:instrText>
+    </w:r>
+    <w:r>
+      <w:fldChar w:fldCharType="separate"/>
+    </w:r>
+    <w:r>
+      <w:t>右键更新域以生成目录</w:t>
+    </w:r>
+    <w:r>
+      <w:fldChar w:fldCharType="end"/>
+    </w:r>
+    <w:r>
+      <w:rPr>
+        <w:rFonts w:ascii="Times New Roman" w:hAnsi="Times New Roman" w:eastAsia="宋体"/>
+        <w:b w:val="0"/>
+        <w:sz w:val="18"/>
+      </w:rPr>
+      <w:t xml:space="preserve"> 页</w:t>
     </w:r>
   </w:p>
 </w:ftr>
+</file>
+
+<file path=word/header1.xml><?xml version="1.0" encoding="utf-8"?>
+<w:hdr xmlns:m="http://schemas.openxmlformats.org/officeDocument/2006/math" xmlns:mc="http://schemas.openxmlformats.org/markup-compatibility/2006" xmlns:mo="http://schemas.microsoft.com/office/mac/office/2008/main" xmlns:mv="urn:schemas-microsoft-com:mac:vml" xmlns:o="urn:schemas-microsoft-com:office:office" xmlns:r="http://schemas.openxmlformats.org/officeDocument/2006/relationships" xmlns:v="urn:schemas-microsoft-com:vml" xmlns:w10="urn:schemas-microsoft-com:office:word" xmlns:w14="http://schemas.microsoft.com/office/word/2010/wordml" xmlns:w="http://schemas.openxmlformats.org/wordprocessingml/2006/main" xmlns:wne="http://schemas.microsoft.com/office/word/2006/wordml" xmlns:wp14="http://schemas.microsoft.com/office/word/2010/wordprocessingDrawing" xmlns:wp="http://schemas.openxmlformats.org/drawingml/2006/wordprocessingDrawing" xmlns:wpc="http://schemas.microsoft.com/office/word/2010/wordprocessingCanvas" xmlns:wpg="http://schemas.microsoft.com/office/word/2010/wordprocessingGroup" xmlns:wpi="http://schemas.microsoft.com/office/word/2010/wordprocessingInk" xmlns:wps="http://schemas.microsoft.com/office/word/2010/wordprocessingShape" mc:Ignorable="w14 wp14">
+  <w:p>
+    <w:pPr>
+      <w:pStyle w:val="Header"/>
+      <w:jc w:val="right"/>
+    </w:pPr>
+    <w:r>
+      <w:rPr>
+        <w:rFonts w:ascii="Times New Roman" w:hAnsi="Times New Roman" w:eastAsia="宋体"/>
+        <w:b w:val="0"/>
+        <w:color w:val="999999"/>
+        <w:sz w:val="18"/>
+      </w:rPr>
+      <w:t>岗位周复盘-2026-W41</w:t>
+    </w:r>
+  </w:p>
+</w:hdr>
 </file>
 
 <file path=word/numbering.xml><?xml version="1.0" encoding="utf-8"?>
@@ -1993,7 +3817,7 @@
     <w:qFormat/>
     <w:rsid w:val="00FC693F"/>
     <w:pPr>
-      <w:spacing w:lineRule="auto" w:line="360"/>
+      <w:spacing w:line="360" w:lineRule="auto"/>
     </w:pPr>
     <w:rPr>
       <w:rFonts w:ascii="Times New Roman" w:hAnsi="Times New Roman" w:eastAsia="宋体"/>
@@ -2055,15 +3879,15 @@
     <w:pPr>
       <w:keepNext/>
       <w:keepLines/>
-      <w:spacing w:before="480" w:after="0" w:lineRule="auto" w:line="360"/>
+      <w:spacing w:before="480" w:after="0"/>
       <w:outlineLvl w:val="0"/>
     </w:pPr>
     <w:rPr>
-      <w:rFonts w:asciiTheme="majorHAnsi" w:eastAsiaTheme="majorEastAsia" w:hAnsiTheme="majorHAnsi" w:cstheme="majorBidi" w:ascii="Times New Roman" w:hAnsi="Times New Roman" w:eastAsia="宋体"/>
+      <w:rFonts w:asciiTheme="majorHAnsi" w:eastAsiaTheme="majorEastAsia" w:hAnsiTheme="majorHAnsi" w:cstheme="majorBidi"/>
       <w:b/>
       <w:bCs/>
       <w:color w:val="365F91" w:themeColor="accent1" w:themeShade="BF"/>
-      <w:sz w:val="24"/>
+      <w:sz w:val="28"/>
       <w:szCs w:val="28"/>
     </w:rPr>
   </w:style>
@@ -2079,15 +3903,15 @@
     <w:pPr>
       <w:keepNext/>
       <w:keepLines/>
-      <w:spacing w:before="200" w:after="0" w:lineRule="auto" w:line="360"/>
+      <w:spacing w:before="200" w:after="0"/>
       <w:outlineLvl w:val="1"/>
     </w:pPr>
     <w:rPr>
-      <w:rFonts w:asciiTheme="majorHAnsi" w:eastAsiaTheme="majorEastAsia" w:hAnsiTheme="majorHAnsi" w:cstheme="majorBidi" w:ascii="Times New Roman" w:hAnsi="Times New Roman" w:eastAsia="宋体"/>
+      <w:rFonts w:asciiTheme="majorHAnsi" w:eastAsiaTheme="majorEastAsia" w:hAnsiTheme="majorHAnsi" w:cstheme="majorBidi"/>
       <w:b/>
       <w:bCs/>
       <w:color w:val="4F81BD" w:themeColor="accent1"/>
-      <w:sz w:val="24"/>
+      <w:sz w:val="26"/>
       <w:szCs w:val="26"/>
     </w:rPr>
   </w:style>
@@ -2103,15 +3927,14 @@
     <w:pPr>
       <w:keepNext/>
       <w:keepLines/>
-      <w:spacing w:before="200" w:after="0" w:lineRule="auto" w:line="360"/>
+      <w:spacing w:before="200" w:after="0"/>
       <w:outlineLvl w:val="2"/>
     </w:pPr>
     <w:rPr>
-      <w:rFonts w:asciiTheme="majorHAnsi" w:eastAsiaTheme="majorEastAsia" w:hAnsiTheme="majorHAnsi" w:cstheme="majorBidi" w:ascii="Times New Roman" w:hAnsi="Times New Roman" w:eastAsia="宋体"/>
+      <w:rFonts w:asciiTheme="majorHAnsi" w:eastAsiaTheme="majorEastAsia" w:hAnsiTheme="majorHAnsi" w:cstheme="majorBidi"/>
       <w:b/>
       <w:bCs/>
       <w:color w:val="4F81BD" w:themeColor="accent1"/>
-      <w:sz w:val="24"/>
     </w:rPr>
   </w:style>
   <w:style w:type="paragraph" w:styleId="Heading4">
@@ -2345,15 +4168,15 @@
       <w:pBdr>
         <w:bottom w:val="single" w:sz="8" w:space="4" w:color="4F81BD" w:themeColor="accent1"/>
       </w:pBdr>
-      <w:spacing w:after="300" w:line="360" w:lineRule="auto"/>
+      <w:spacing w:after="300" w:line="240" w:lineRule="auto"/>
       <w:contextualSpacing/>
     </w:pPr>
     <w:rPr>
-      <w:rFonts w:asciiTheme="majorHAnsi" w:eastAsiaTheme="majorEastAsia" w:hAnsiTheme="majorHAnsi" w:cstheme="majorBidi" w:ascii="Times New Roman" w:hAnsi="Times New Roman" w:eastAsia="宋体"/>
+      <w:rFonts w:asciiTheme="majorHAnsi" w:eastAsiaTheme="majorEastAsia" w:hAnsiTheme="majorHAnsi" w:cstheme="majorBidi"/>
       <w:color w:val="17365D" w:themeColor="text2" w:themeShade="BF"/>
       <w:spacing w:val="5"/>
       <w:kern w:val="28"/>
-      <w:sz w:val="24"/>
+      <w:sz w:val="52"/>
       <w:szCs w:val="52"/>
     </w:rPr>
   </w:style>
